--- a/Manuscript/draft/acedisparity.docx
+++ b/Manuscript/draft/acedisparity.docx
@@ -1709,6 +1709,35 @@
         <w:t xml:space="preserve"> </w:t>
       </w:r>
       <w:r>
+        <w:t xml:space="preserve">(Foote 1997; Wills 2001; Guillerme</w:t>
+      </w:r>
+      <w:r>
+        <w:t xml:space="preserve"> </w:t>
+      </w:r>
+      <w:r>
+        <w:rPr>
+          <w:iCs/>
+          <w:i/>
+        </w:rPr>
+        <w:t xml:space="preserve">et al.</w:t>
+      </w:r>
+      <w:r>
+        <w:t xml:space="preserve"> </w:t>
+      </w:r>
+      <w:r>
+        <w:t xml:space="preserve">2020</w:t>
+      </w:r>
+      <w:r>
+        <w:rPr>
+          <w:iCs/>
+          <w:i/>
+        </w:rPr>
+        <w:t xml:space="preserve">a</w:t>
+      </w:r>
+      <w:r>
+        <w:t xml:space="preserve">)</w:t>
+      </w:r>
+      <w:r>
         <w:t xml:space="preserve">.</w:t>
       </w:r>
       <w:r>
@@ -1721,6 +1750,9 @@
         <w:t xml:space="preserve"> </w:t>
       </w:r>
       <w:r>
+        <w:t xml:space="preserve">(Erwin 2007)</w:t>
+      </w:r>
+      <w:r>
         <w:t xml:space="preserve"> </w:t>
       </w:r>
       <w:r>
@@ -1730,6 +1762,57 @@
         <w:t xml:space="preserve"> </w:t>
       </w:r>
       <w:r>
+        <w:t xml:space="preserve">(Garcı́a-Navas</w:t>
+      </w:r>
+      <w:r>
+        <w:t xml:space="preserve"> </w:t>
+      </w:r>
+      <w:r>
+        <w:rPr>
+          <w:iCs/>
+          <w:i/>
+        </w:rPr>
+        <w:t xml:space="preserve">et al.</w:t>
+      </w:r>
+      <w:r>
+        <w:t xml:space="preserve"> </w:t>
+      </w:r>
+      <w:r>
+        <w:t xml:space="preserve">2017; Gray</w:t>
+      </w:r>
+      <w:r>
+        <w:t xml:space="preserve"> </w:t>
+      </w:r>
+      <w:r>
+        <w:rPr>
+          <w:iCs/>
+          <w:i/>
+        </w:rPr>
+        <w:t xml:space="preserve">et al.</w:t>
+      </w:r>
+      <w:r>
+        <w:t xml:space="preserve"> </w:t>
+      </w:r>
+      <w:r>
+        <w:t xml:space="preserve">2019; Friedman</w:t>
+      </w:r>
+      <w:r>
+        <w:t xml:space="preserve"> </w:t>
+      </w:r>
+      <w:r>
+        <w:rPr>
+          <w:iCs/>
+          <w:i/>
+        </w:rPr>
+        <w:t xml:space="preserve">et al.</w:t>
+      </w:r>
+      <w:r>
+        <w:t xml:space="preserve"> </w:t>
+      </w:r>
+      <w:r>
+        <w:t xml:space="preserve">2020)</w:t>
+      </w:r>
+      <w:r>
         <w:t xml:space="preserve"> </w:t>
       </w:r>
       <w:r>
@@ -1739,6 +1822,9 @@
         <w:t xml:space="preserve"> </w:t>
       </w:r>
       <w:r>
+        <w:t xml:space="preserve">(Foote 1994; Lloyd 2016)</w:t>
+      </w:r>
+      <w:r>
         <w:t xml:space="preserve">.</w:t>
       </w:r>
       <w:r>
@@ -1757,12 +1843,66 @@
         <w:t xml:space="preserve"> </w:t>
       </w:r>
       <w:r>
+        <w:t xml:space="preserve">(Bapst</w:t>
+      </w:r>
+      <w:r>
+        <w:t xml:space="preserve"> </w:t>
+      </w:r>
+      <w:r>
+        <w:rPr>
+          <w:iCs/>
+          <w:i/>
+        </w:rPr>
+        <w:t xml:space="preserve">et al.</w:t>
+      </w:r>
+      <w:r>
+        <w:t xml:space="preserve"> </w:t>
+      </w:r>
+      <w:r>
+        <w:t xml:space="preserve">2012; Cole &amp; Hopkins 2021; Liu</w:t>
+      </w:r>
+      <w:r>
+        <w:t xml:space="preserve"> </w:t>
+      </w:r>
+      <w:r>
+        <w:rPr>
+          <w:iCs/>
+          <w:i/>
+        </w:rPr>
+        <w:t xml:space="preserve">et al.</w:t>
+      </w:r>
+      <w:r>
+        <w:t xml:space="preserve"> </w:t>
+      </w:r>
+      <w:r>
+        <w:t xml:space="preserve">2024)</w:t>
+      </w:r>
+      <w:r>
         <w:t xml:space="preserve">, reveal patterns in morphological convergence</w:t>
       </w:r>
       <w:r>
         <w:t xml:space="preserve"> </w:t>
       </w:r>
       <w:r>
+        <w:t xml:space="preserve">(Muschick</w:t>
+      </w:r>
+      <w:r>
+        <w:t xml:space="preserve"> </w:t>
+      </w:r>
+      <w:r>
+        <w:rPr>
+          <w:iCs/>
+          <w:i/>
+        </w:rPr>
+        <w:t xml:space="preserve">et al.</w:t>
+      </w:r>
+      <w:r>
+        <w:t xml:space="preserve"> </w:t>
+      </w:r>
+      <w:r>
+        <w:t xml:space="preserve">2012; Stayton 2015, 2024)</w:t>
+      </w:r>
+      <w:r>
         <w:t xml:space="preserve"> </w:t>
       </w:r>
       <w:r>
@@ -1772,6 +1912,41 @@
         <w:t xml:space="preserve"> </w:t>
       </w:r>
       <w:r>
+        <w:t xml:space="preserve">(Harmon</w:t>
+      </w:r>
+      <w:r>
+        <w:t xml:space="preserve"> </w:t>
+      </w:r>
+      <w:r>
+        <w:rPr>
+          <w:iCs/>
+          <w:i/>
+        </w:rPr>
+        <w:t xml:space="preserve">et al.</w:t>
+      </w:r>
+      <w:r>
+        <w:t xml:space="preserve"> </w:t>
+      </w:r>
+      <w:r>
+        <w:t xml:space="preserve">2003; Mahler 2010; Hughes</w:t>
+      </w:r>
+      <w:r>
+        <w:t xml:space="preserve"> </w:t>
+      </w:r>
+      <w:r>
+        <w:rPr>
+          <w:iCs/>
+          <w:i/>
+        </w:rPr>
+        <w:t xml:space="preserve">et al.</w:t>
+      </w:r>
+      <w:r>
+        <w:t xml:space="preserve"> </w:t>
+      </w:r>
+      <w:r>
+        <w:t xml:space="preserve">2013)</w:t>
+      </w:r>
+      <w:r>
         <w:t xml:space="preserve">.</w:t>
       </w:r>
       <w:r>
@@ -1784,6 +1959,41 @@
         <w:t xml:space="preserve"> </w:t>
       </w:r>
       <w:r>
+        <w:t xml:space="preserve">(Flannery Sutherland</w:t>
+      </w:r>
+      <w:r>
+        <w:t xml:space="preserve"> </w:t>
+      </w:r>
+      <w:r>
+        <w:rPr>
+          <w:iCs/>
+          <w:i/>
+        </w:rPr>
+        <w:t xml:space="preserve">et al.</w:t>
+      </w:r>
+      <w:r>
+        <w:t xml:space="preserve"> </w:t>
+      </w:r>
+      <w:r>
+        <w:t xml:space="preserve">2019; Smith</w:t>
+      </w:r>
+      <w:r>
+        <w:t xml:space="preserve"> </w:t>
+      </w:r>
+      <w:r>
+        <w:rPr>
+          <w:iCs/>
+          <w:i/>
+        </w:rPr>
+        <w:t xml:space="preserve">et al.</w:t>
+      </w:r>
+      <w:r>
+        <w:t xml:space="preserve"> </w:t>
+      </w:r>
+      <w:r>
+        <w:t xml:space="preserve">2021)</w:t>
+      </w:r>
+      <w:r>
         <w:t xml:space="preserve">.</w:t>
       </w:r>
       <w:r>
@@ -1796,6 +2006,25 @@
         <w:t xml:space="preserve"> </w:t>
       </w:r>
       <w:r>
+        <w:t xml:space="preserve">(Mitchell 2015; Smith</w:t>
+      </w:r>
+      <w:r>
+        <w:t xml:space="preserve"> </w:t>
+      </w:r>
+      <w:r>
+        <w:rPr>
+          <w:iCs/>
+          <w:i/>
+        </w:rPr>
+        <w:t xml:space="preserve">et al.</w:t>
+      </w:r>
+      <w:r>
+        <w:t xml:space="preserve"> </w:t>
+      </w:r>
+      <w:r>
+        <w:t xml:space="preserve">2023)</w:t>
+      </w:r>
+      <w:r>
         <w:t xml:space="preserve">.</w:t>
       </w:r>
     </w:p>
@@ -1816,6 +2045,41 @@
         <w:t xml:space="preserve"> </w:t>
       </w:r>
       <w:r>
+        <w:t xml:space="preserve">(Schluter</w:t>
+      </w:r>
+      <w:r>
+        <w:t xml:space="preserve"> </w:t>
+      </w:r>
+      <w:r>
+        <w:rPr>
+          <w:iCs/>
+          <w:i/>
+        </w:rPr>
+        <w:t xml:space="preserve">et al.</w:t>
+      </w:r>
+      <w:r>
+        <w:t xml:space="preserve"> </w:t>
+      </w:r>
+      <w:r>
+        <w:t xml:space="preserve">1997; Cunningham</w:t>
+      </w:r>
+      <w:r>
+        <w:t xml:space="preserve"> </w:t>
+      </w:r>
+      <w:r>
+        <w:rPr>
+          <w:iCs/>
+          <w:i/>
+        </w:rPr>
+        <w:t xml:space="preserve">et al.</w:t>
+      </w:r>
+      <w:r>
+        <w:t xml:space="preserve"> </w:t>
+      </w:r>
+      <w:r>
+        <w:t xml:space="preserve">1998; Revell 2025)</w:t>
+      </w:r>
+      <w:r>
         <w:t xml:space="preserve">.</w:t>
       </w:r>
       <w:r>
@@ -1846,6 +2110,25 @@
         <w:t xml:space="preserve"> </w:t>
       </w:r>
       <w:r>
+        <w:t xml:space="preserve">(Sidlauskas 2008; Brusatte</w:t>
+      </w:r>
+      <w:r>
+        <w:t xml:space="preserve"> </w:t>
+      </w:r>
+      <w:r>
+        <w:rPr>
+          <w:iCs/>
+          <w:i/>
+        </w:rPr>
+        <w:t xml:space="preserve">et al.</w:t>
+      </w:r>
+      <w:r>
+        <w:t xml:space="preserve"> </w:t>
+      </w:r>
+      <w:r>
+        <w:t xml:space="preserve">2011; Lloyd 2018)</w:t>
+      </w:r>
+      <w:r>
         <w:t xml:space="preserve">.</w:t>
       </w:r>
       <w:r>
@@ -1858,6 +2141,35 @@
         <w:t xml:space="preserve"> </w:t>
       </w:r>
       <w:r>
+        <w:t xml:space="preserve">(Guillerme</w:t>
+      </w:r>
+      <w:r>
+        <w:t xml:space="preserve"> </w:t>
+      </w:r>
+      <w:r>
+        <w:rPr>
+          <w:iCs/>
+          <w:i/>
+        </w:rPr>
+        <w:t xml:space="preserve">et al.</w:t>
+      </w:r>
+      <w:r>
+        <w:t xml:space="preserve"> </w:t>
+      </w:r>
+      <w:r>
+        <w:t xml:space="preserve">2020</w:t>
+      </w:r>
+      <w:r>
+        <w:rPr>
+          <w:iCs/>
+          <w:i/>
+        </w:rPr>
+        <w:t xml:space="preserve">b</w:t>
+      </w:r>
+      <w:r>
+        <w:t xml:space="preserve">)</w:t>
+      </w:r>
+      <w:r>
         <w:t xml:space="preserve">.</w:t>
       </w:r>
       <w:r>
@@ -1870,6 +2182,25 @@
         <w:t xml:space="preserve"> </w:t>
       </w:r>
       <w:r>
+        <w:t xml:space="preserve">(Brusatte</w:t>
+      </w:r>
+      <w:r>
+        <w:t xml:space="preserve"> </w:t>
+      </w:r>
+      <w:r>
+        <w:rPr>
+          <w:iCs/>
+          <w:i/>
+        </w:rPr>
+        <w:t xml:space="preserve">et al.</w:t>
+      </w:r>
+      <w:r>
+        <w:t xml:space="preserve"> </w:t>
+      </w:r>
+      <w:r>
+        <w:t xml:space="preserve">2011; Halliday &amp; Goswami 2016; Guillerme 2018)</w:t>
+      </w:r>
+      <w:r>
         <w:t xml:space="preserve">.</w:t>
       </w:r>
     </w:p>
@@ -1890,6 +2221,25 @@
         <w:t xml:space="preserve"> </w:t>
       </w:r>
       <w:r>
+        <w:t xml:space="preserve">(Schluter</w:t>
+      </w:r>
+      <w:r>
+        <w:t xml:space="preserve"> </w:t>
+      </w:r>
+      <w:r>
+        <w:rPr>
+          <w:iCs/>
+          <w:i/>
+        </w:rPr>
+        <w:t xml:space="preserve">et al.</w:t>
+      </w:r>
+      <w:r>
+        <w:t xml:space="preserve"> </w:t>
+      </w:r>
+      <w:r>
+        <w:t xml:space="preserve">1997; Losos 1999; Gascuel &amp; Steel 2014)</w:t>
+      </w:r>
+      <w:r>
         <w:t xml:space="preserve">.</w:t>
       </w:r>
       <w:r>
@@ -1902,6 +2252,25 @@
         <w:t xml:space="preserve"> </w:t>
       </w:r>
       <w:r>
+        <w:t xml:space="preserve">(Silvestro</w:t>
+      </w:r>
+      <w:r>
+        <w:t xml:space="preserve"> </w:t>
+      </w:r>
+      <w:r>
+        <w:rPr>
+          <w:iCs/>
+          <w:i/>
+        </w:rPr>
+        <w:t xml:space="preserve">et al.</w:t>
+      </w:r>
+      <w:r>
+        <w:t xml:space="preserve"> </w:t>
+      </w:r>
+      <w:r>
+        <w:t xml:space="preserve">2015; Boyko &amp; O’Meara 2024)</w:t>
+      </w:r>
+      <w:r>
         <w:t xml:space="preserve">, most computational implementations of ancestral state estimation return point estimates, because there is little guidance on how to correctly treat ancestral state estimation uncertainty downstream when constructing the trait space.</w:t>
       </w:r>
       <w:r>
@@ -1914,6 +2283,25 @@
         <w:t xml:space="preserve"> </w:t>
       </w:r>
       <w:r>
+        <w:t xml:space="preserve">(Smith &amp; Donoghue 2022; Casali</w:t>
+      </w:r>
+      <w:r>
+        <w:t xml:space="preserve"> </w:t>
+      </w:r>
+      <w:r>
+        <w:rPr>
+          <w:iCs/>
+          <w:i/>
+        </w:rPr>
+        <w:t xml:space="preserve">et al.</w:t>
+      </w:r>
+      <w:r>
+        <w:t xml:space="preserve"> </w:t>
+      </w:r>
+      <w:r>
+        <w:t xml:space="preserve">2023)</w:t>
+      </w:r>
+      <w:r>
         <w:t xml:space="preserve">.</w:t>
       </w:r>
       <w:r>
@@ -1926,6 +2314,25 @@
         <w:t xml:space="preserve"> </w:t>
       </w:r>
       <w:r>
+        <w:t xml:space="preserve">(Ackerly</w:t>
+      </w:r>
+      <w:r>
+        <w:t xml:space="preserve"> </w:t>
+      </w:r>
+      <w:r>
+        <w:rPr>
+          <w:iCs/>
+          <w:i/>
+        </w:rPr>
+        <w:t xml:space="preserve">et al.</w:t>
+      </w:r>
+      <w:r>
+        <w:t xml:space="preserve"> </w:t>
+      </w:r>
+      <w:r>
+        <w:t xml:space="preserve">2006; Vanderpoorten &amp; Goffinet 2006)</w:t>
+      </w:r>
+      <w:r>
         <w:t xml:space="preserve">.</w:t>
       </w:r>
     </w:p>
@@ -1952,12 +2359,66 @@
         <w:t xml:space="preserve"> </w:t>
       </w:r>
       <w:r>
+        <w:t xml:space="preserve">(Elliot &amp; Mooers 2014; Castiglione</w:t>
+      </w:r>
+      <w:r>
+        <w:t xml:space="preserve"> </w:t>
+      </w:r>
+      <w:r>
+        <w:rPr>
+          <w:iCs/>
+          <w:i/>
+        </w:rPr>
+        <w:t xml:space="preserve">et al.</w:t>
+      </w:r>
+      <w:r>
+        <w:t xml:space="preserve"> </w:t>
+      </w:r>
+      <w:r>
+        <w:t xml:space="preserve">2020; Meade &amp; Pagel 2022)</w:t>
+      </w:r>
+      <w:r>
         <w:t xml:space="preserve">), which describes a directionless, stochastic process where the trait divergence between related taxa is proportional to their shared evolutionary history and the rate of evolution</w:t>
       </w:r>
       <w:r>
         <w:t xml:space="preserve"> </w:t>
       </w:r>
       <w:r>
+        <w:t xml:space="preserve">(Felsenstein 1985; Schluter</w:t>
+      </w:r>
+      <w:r>
+        <w:t xml:space="preserve"> </w:t>
+      </w:r>
+      <w:r>
+        <w:rPr>
+          <w:iCs/>
+          <w:i/>
+        </w:rPr>
+        <w:t xml:space="preserve">et al.</w:t>
+      </w:r>
+      <w:r>
+        <w:t xml:space="preserve"> </w:t>
+      </w:r>
+      <w:r>
+        <w:t xml:space="preserve">1997; O’Meara</w:t>
+      </w:r>
+      <w:r>
+        <w:t xml:space="preserve"> </w:t>
+      </w:r>
+      <w:r>
+        <w:rPr>
+          <w:iCs/>
+          <w:i/>
+        </w:rPr>
+        <w:t xml:space="preserve">et al.</w:t>
+      </w:r>
+      <w:r>
+        <w:t xml:space="preserve"> </w:t>
+      </w:r>
+      <w:r>
+        <w:t xml:space="preserve">2006)</w:t>
+      </w:r>
+      <w:r>
         <w:t xml:space="preserve">.</w:t>
       </w:r>
       <w:r>
@@ -1970,6 +2431,25 @@
         <w:t xml:space="preserve"> </w:t>
       </w:r>
       <w:r>
+        <w:t xml:space="preserve">(Webster &amp; Purvis 2002; Finarelli &amp; Flynn 2006; Albert</w:t>
+      </w:r>
+      <w:r>
+        <w:t xml:space="preserve"> </w:t>
+      </w:r>
+      <w:r>
+        <w:rPr>
+          <w:iCs/>
+          <w:i/>
+        </w:rPr>
+        <w:t xml:space="preserve">et al.</w:t>
+      </w:r>
+      <w:r>
+        <w:t xml:space="preserve"> </w:t>
+      </w:r>
+      <w:r>
+        <w:t xml:space="preserve">2009; Finarelli &amp; Goswami 2013)</w:t>
+      </w:r>
+      <w:r>
         <w:t xml:space="preserve">.</w:t>
       </w:r>
       <w:r>
@@ -1989,6 +2469,9 @@
         <w:t xml:space="preserve"> </w:t>
       </w:r>
       <w:r>
+        <w:t xml:space="preserve">(Pagel 1994, 1999; Lewis 2001)</w:t>
+      </w:r>
+      <w:r>
         <w:t xml:space="preserve"> </w:t>
       </w:r>
       <w:r>
@@ -1998,6 +2481,25 @@
         <w:t xml:space="preserve"> </w:t>
       </w:r>
       <w:r>
+        <w:t xml:space="preserve">(Ng &amp; Smith 2014; Holland</w:t>
+      </w:r>
+      <w:r>
+        <w:t xml:space="preserve"> </w:t>
+      </w:r>
+      <w:r>
+        <w:rPr>
+          <w:iCs/>
+          <w:i/>
+        </w:rPr>
+        <w:t xml:space="preserve">et al.</w:t>
+      </w:r>
+      <w:r>
+        <w:t xml:space="preserve"> </w:t>
+      </w:r>
+      <w:r>
+        <w:t xml:space="preserve">2020)</w:t>
+      </w:r>
+      <w:r>
         <w:t xml:space="preserve">.</w:t>
       </w:r>
       <w:r>
@@ -2010,6 +2512,9 @@
         <w:t xml:space="preserve"> </w:t>
       </w:r>
       <w:r>
+        <w:t xml:space="preserve">(Mooers &amp; Schluter 1999; Keating 2023)</w:t>
+      </w:r>
+      <w:r>
         <w:t xml:space="preserve">.</w:t>
       </w:r>
       <w:r>
@@ -2022,6 +2527,9 @@
         <w:t xml:space="preserve"> </w:t>
       </w:r>
       <w:r>
+        <w:t xml:space="preserve">(Gascuel &amp; Steel 2020)</w:t>
+      </w:r>
+      <w:r>
         <w:t xml:space="preserve">.</w:t>
       </w:r>
     </w:p>
@@ -2042,6 +2550,9 @@
         <w:t xml:space="preserve"> </w:t>
       </w:r>
       <w:r>
+        <w:t xml:space="preserve">(Ané 2008)</w:t>
+      </w:r>
+      <w:r>
         <w:t xml:space="preserve">.</w:t>
       </w:r>
       <w:r>
@@ -2054,6 +2565,25 @@
         <w:t xml:space="preserve"> </w:t>
       </w:r>
       <w:r>
+        <w:t xml:space="preserve">(Finarelli &amp; Flynn 2006; Finarelli &amp; Goswami 2013; Joy</w:t>
+      </w:r>
+      <w:r>
+        <w:t xml:space="preserve"> </w:t>
+      </w:r>
+      <w:r>
+        <w:rPr>
+          <w:iCs/>
+          <w:i/>
+        </w:rPr>
+        <w:t xml:space="preserve">et al.</w:t>
+      </w:r>
+      <w:r>
+        <w:t xml:space="preserve"> </w:t>
+      </w:r>
+      <w:r>
+        <w:t xml:space="preserve">2016; Goswami &amp; Clavel 2025)</w:t>
+      </w:r>
+      <w:r>
         <w:t xml:space="preserve">.</w:t>
       </w:r>
       <w:r>
@@ -2066,12 +2596,82 @@
         <w:t xml:space="preserve"> </w:t>
       </w:r>
       <w:r>
+        <w:t xml:space="preserve">(Webster &amp; Purvis 2002; Finarelli &amp; Flynn 2006; Albert</w:t>
+      </w:r>
+      <w:r>
+        <w:t xml:space="preserve"> </w:t>
+      </w:r>
+      <w:r>
+        <w:rPr>
+          <w:iCs/>
+          <w:i/>
+        </w:rPr>
+        <w:t xml:space="preserve">et al.</w:t>
+      </w:r>
+      <w:r>
+        <w:t xml:space="preserve"> </w:t>
+      </w:r>
+      <w:r>
+        <w:t xml:space="preserve">2009; Betancur-R</w:t>
+      </w:r>
+      <w:r>
+        <w:t xml:space="preserve"> </w:t>
+      </w:r>
+      <w:r>
+        <w:rPr>
+          <w:iCs/>
+          <w:i/>
+        </w:rPr>
+        <w:t xml:space="preserve">et al.</w:t>
+      </w:r>
+      <w:r>
+        <w:t xml:space="preserve"> </w:t>
+      </w:r>
+      <w:r>
+        <w:t xml:space="preserve">2015; Royer-Carenzi &amp; Didier 2016; Monson</w:t>
+      </w:r>
+      <w:r>
+        <w:t xml:space="preserve"> </w:t>
+      </w:r>
+      <w:r>
+        <w:rPr>
+          <w:iCs/>
+          <w:i/>
+        </w:rPr>
+        <w:t xml:space="preserve">et al.</w:t>
+      </w:r>
+      <w:r>
+        <w:t xml:space="preserve"> </w:t>
+      </w:r>
+      <w:r>
+        <w:t xml:space="preserve">2022; Wisniewski</w:t>
+      </w:r>
+      <w:r>
+        <w:t xml:space="preserve"> </w:t>
+      </w:r>
+      <w:r>
+        <w:rPr>
+          <w:iCs/>
+          <w:i/>
+        </w:rPr>
+        <w:t xml:space="preserve">et al.</w:t>
+      </w:r>
+      <w:r>
+        <w:t xml:space="preserve"> </w:t>
+      </w:r>
+      <w:r>
+        <w:t xml:space="preserve">2022; Keating 2023)</w:t>
+      </w:r>
+      <w:r>
         <w:t xml:space="preserve">, though this bias can be driven by model misspecification rather than missing data alone</w:t>
       </w:r>
       <w:r>
         <w:t xml:space="preserve"> </w:t>
       </w:r>
       <w:r>
+        <w:t xml:space="preserve">(Goldberg &amp; Igić 2008; Puttick &amp; Thomas 2015)</w:t>
+      </w:r>
+      <w:r>
         <w:t xml:space="preserve">.</w:t>
       </w:r>
       <w:r>
@@ -2084,6 +2684,9 @@
         <w:t xml:space="preserve"> </w:t>
       </w:r>
       <w:r>
+        <w:t xml:space="preserve">(Mitchell 2015)</w:t>
+      </w:r>
+      <w:r>
         <w:t xml:space="preserve">.</w:t>
       </w:r>
       <w:r>
@@ -2096,6 +2699,9 @@
         <w:t xml:space="preserve"> </w:t>
       </w:r>
       <w:r>
+        <w:t xml:space="preserve">(Jetz &amp; Pyron 2018; Amador &amp; Giannini 2021)</w:t>
+      </w:r>
+      <w:r>
         <w:t xml:space="preserve"> </w:t>
       </w:r>
       <w:r>
@@ -2105,6 +2711,41 @@
         <w:t xml:space="preserve"> </w:t>
       </w:r>
       <w:r>
+        <w:t xml:space="preserve">(Harmon</w:t>
+      </w:r>
+      <w:r>
+        <w:t xml:space="preserve"> </w:t>
+      </w:r>
+      <w:r>
+        <w:rPr>
+          <w:iCs/>
+          <w:i/>
+        </w:rPr>
+        <w:t xml:space="preserve">et al.</w:t>
+      </w:r>
+      <w:r>
+        <w:t xml:space="preserve"> </w:t>
+      </w:r>
+      <w:r>
+        <w:t xml:space="preserve">2010; Baker</w:t>
+      </w:r>
+      <w:r>
+        <w:t xml:space="preserve"> </w:t>
+      </w:r>
+      <w:r>
+        <w:rPr>
+          <w:iCs/>
+          <w:i/>
+        </w:rPr>
+        <w:t xml:space="preserve">et al.</w:t>
+      </w:r>
+      <w:r>
+        <w:t xml:space="preserve"> </w:t>
+      </w:r>
+      <w:r>
+        <w:t xml:space="preserve">2015; Smith &amp; Donoghue 2022)</w:t>
+      </w:r>
+      <w:r>
         <w:t xml:space="preserve"> </w:t>
       </w:r>
       <w:r>
@@ -2122,6 +2763,57 @@
         <w:t xml:space="preserve"> </w:t>
       </w:r>
       <w:r>
+        <w:t xml:space="preserve">(Elliot &amp; Mooers 2014; Royer-Carenzi &amp; Didier 2016; Reyes</w:t>
+      </w:r>
+      <w:r>
+        <w:t xml:space="preserve"> </w:t>
+      </w:r>
+      <w:r>
+        <w:rPr>
+          <w:iCs/>
+          <w:i/>
+        </w:rPr>
+        <w:t xml:space="preserve">et al.</w:t>
+      </w:r>
+      <w:r>
+        <w:t xml:space="preserve"> </w:t>
+      </w:r>
+      <w:r>
+        <w:t xml:space="preserve">2018; Holland</w:t>
+      </w:r>
+      <w:r>
+        <w:t xml:space="preserve"> </w:t>
+      </w:r>
+      <w:r>
+        <w:rPr>
+          <w:iCs/>
+          <w:i/>
+        </w:rPr>
+        <w:t xml:space="preserve">et al.</w:t>
+      </w:r>
+      <w:r>
+        <w:t xml:space="preserve"> </w:t>
+      </w:r>
+      <w:r>
+        <w:t xml:space="preserve">2020; Keating 2023; Boyko</w:t>
+      </w:r>
+      <w:r>
+        <w:t xml:space="preserve"> </w:t>
+      </w:r>
+      <w:r>
+        <w:rPr>
+          <w:iCs/>
+          <w:i/>
+        </w:rPr>
+        <w:t xml:space="preserve">et al.</w:t>
+      </w:r>
+      <w:r>
+        <w:t xml:space="preserve"> </w:t>
+      </w:r>
+      <w:r>
+        <w:t xml:space="preserve">2026)</w:t>
+      </w:r>
+      <w:r>
         <w:t xml:space="preserve">.</w:t>
       </w:r>
       <w:r>
@@ -2146,6 +2838,9 @@
         <w:t xml:space="preserve"> </w:t>
       </w:r>
       <w:r>
+        <w:t xml:space="preserve">(Lloyd 2018)</w:t>
+      </w:r>
+      <w:r>
         <w:t xml:space="preserve">.</w:t>
       </w:r>
       <w:r>
@@ -2186,6 +2881,25 @@
       </w:r>
       <w:r>
         <w:t xml:space="preserve"> </w:t>
+      </w:r>
+      <w:r>
+        <w:t xml:space="preserve">(Lotterhos</w:t>
+      </w:r>
+      <w:r>
+        <w:t xml:space="preserve"> </w:t>
+      </w:r>
+      <w:r>
+        <w:rPr>
+          <w:iCs/>
+          <w:i/>
+        </w:rPr>
+        <w:t xml:space="preserve">et al.</w:t>
+      </w:r>
+      <w:r>
+        <w:t xml:space="preserve"> </w:t>
+      </w:r>
+      <w:r>
+        <w:t xml:space="preserve">2022)</w:t>
       </w:r>
       <w:r>
         <w:t xml:space="preserve">.</w:t>
@@ -2267,6 +2981,9 @@
       </w:r>
       <w:r>
         <w:t xml:space="preserve"> </w:t>
+      </w:r>
+      <w:r>
+        <w:t xml:space="preserve">(Guillerme 2024; R Core Team 2025)</w:t>
       </w:r>
       <w:r>
         <w:t xml:space="preserve">.</w:t>
@@ -2344,6 +3061,57 @@
       </w:r>
       <w:r>
         <w:t xml:space="preserve"> </w:t>
+      </w:r>
+      <w:r>
+        <w:t xml:space="preserve">(Scholl &amp; Wiens 2016; Pires</w:t>
+      </w:r>
+      <w:r>
+        <w:t xml:space="preserve"> </w:t>
+      </w:r>
+      <w:r>
+        <w:rPr>
+          <w:iCs/>
+          <w:i/>
+        </w:rPr>
+        <w:t xml:space="preserve">et al.</w:t>
+      </w:r>
+      <w:r>
+        <w:t xml:space="preserve"> </w:t>
+      </w:r>
+      <w:r>
+        <w:t xml:space="preserve">2018; Henao Diaz</w:t>
+      </w:r>
+      <w:r>
+        <w:t xml:space="preserve"> </w:t>
+      </w:r>
+      <w:r>
+        <w:rPr>
+          <w:iCs/>
+          <w:i/>
+        </w:rPr>
+        <w:t xml:space="preserve">et al.</w:t>
+      </w:r>
+      <w:r>
+        <w:t xml:space="preserve"> </w:t>
+      </w:r>
+      <w:r>
+        <w:t xml:space="preserve">2019; Morlon</w:t>
+      </w:r>
+      <w:r>
+        <w:t xml:space="preserve"> </w:t>
+      </w:r>
+      <w:r>
+        <w:rPr>
+          <w:iCs/>
+          <w:i/>
+        </w:rPr>
+        <w:t xml:space="preserve">et al.</w:t>
+      </w:r>
+      <w:r>
+        <w:t xml:space="preserve"> </w:t>
+      </w:r>
+      <w:r>
+        <w:t xml:space="preserve">2024)</w:t>
       </w:r>
       <w:r>
         <w:t xml:space="preserve">.</w:t>
@@ -2638,6 +3406,25 @@
       </w:r>
       <w:r>
         <w:t xml:space="preserve"> </w:t>
+      </w:r>
+      <w:r>
+        <w:t xml:space="preserve">(Gearty</w:t>
+      </w:r>
+      <w:r>
+        <w:t xml:space="preserve"> </w:t>
+      </w:r>
+      <w:r>
+        <w:rPr>
+          <w:iCs/>
+          <w:i/>
+        </w:rPr>
+        <w:t xml:space="preserve">et al.</w:t>
+      </w:r>
+      <w:r>
+        <w:t xml:space="preserve"> </w:t>
+      </w:r>
+      <w:r>
+        <w:t xml:space="preserve">2024)</w:t>
       </w:r>
       <w:r>
         <w:t xml:space="preserve">.</w:t>
@@ -2758,6 +3545,25 @@
       </w:r>
       <w:r>
         <w:t xml:space="preserve"> </w:t>
+      </w:r>
+      <w:r>
+        <w:t xml:space="preserve">(Guillerme &amp; Cooper 2016; Casali</w:t>
+      </w:r>
+      <w:r>
+        <w:t xml:space="preserve"> </w:t>
+      </w:r>
+      <w:r>
+        <w:rPr>
+          <w:iCs/>
+          <w:i/>
+        </w:rPr>
+        <w:t xml:space="preserve">et al.</w:t>
+      </w:r>
+      <w:r>
+        <w:t xml:space="preserve"> </w:t>
+      </w:r>
+      <w:r>
+        <w:t xml:space="preserve">2023)</w:t>
       </w:r>
       <w:r>
         <w:t xml:space="preserve">.</w:t>
@@ -3687,6 +4493,9 @@
         <w:t xml:space="preserve"> </w:t>
       </w:r>
       <w:r>
+        <w:t xml:space="preserve">(Guillerme 2018)</w:t>
+      </w:r>
+      <w:r>
         <w:t xml:space="preserve">, which is a wrapper for</w:t>
       </w:r>
       <w:r>
@@ -3700,6 +4509,9 @@
       </w:r>
       <w:r>
         <w:t xml:space="preserve"> </w:t>
+      </w:r>
+      <w:r>
+        <w:t xml:space="preserve">(Paradis &amp; Schliep 2019)</w:t>
       </w:r>
       <w:r>
         <w:t xml:space="preserve">.</w:t>
@@ -3759,6 +4571,9 @@
         <w:t xml:space="preserve"> </w:t>
       </w:r>
       <w:r>
+        <w:t xml:space="preserve">(Lloyd 2018)</w:t>
+      </w:r>
+      <w:r>
         <w:t xml:space="preserve">).</w:t>
       </w:r>
       <w:r>
@@ -3771,6 +4586,25 @@
         <w:t xml:space="preserve"> </w:t>
       </w:r>
       <w:r>
+        <w:t xml:space="preserve">(Schluter</w:t>
+      </w:r>
+      <w:r>
+        <w:t xml:space="preserve"> </w:t>
+      </w:r>
+      <w:r>
+        <w:rPr>
+          <w:iCs/>
+          <w:i/>
+        </w:rPr>
+        <w:t xml:space="preserve">et al.</w:t>
+      </w:r>
+      <w:r>
+        <w:t xml:space="preserve"> </w:t>
+      </w:r>
+      <w:r>
+        <w:t xml:space="preserve">1997; Rohlf 2001)</w:t>
+      </w:r>
+      <w:r>
         <w:t xml:space="preserve">.</w:t>
       </w:r>
       <w:r>
@@ -3810,6 +4644,9 @@
         <w:t xml:space="preserve"> </w:t>
       </w:r>
       <w:r>
+        <w:t xml:space="preserve">(Pagel 1999; Yang 2006)</w:t>
+      </w:r>
+      <w:r>
         <w:t xml:space="preserve">.</w:t>
       </w:r>
       <w:r>
@@ -3838,6 +4675,9 @@
         <w:t xml:space="preserve"> </w:t>
       </w:r>
       <w:r>
+        <w:t xml:space="preserve">(Keating 2023)</w:t>
+      </w:r>
+      <w:r>
         <w:t xml:space="preserve">.</w:t>
       </w:r>
     </w:p>
@@ -3879,6 +4719,9 @@
         <w:t xml:space="preserve"> </w:t>
       </w:r>
       <w:r>
+        <w:t xml:space="preserve">(Lloyd 2016)</w:t>
+      </w:r>
+      <w:r>
         <w:t xml:space="preserve"> </w:t>
       </w:r>
       <w:r>
@@ -3898,6 +4741,9 @@
       </w:r>
       <w:r>
         <w:t xml:space="preserve"> </w:t>
+      </w:r>
+      <w:r>
+        <w:t xml:space="preserve">(Cailliez 1983)</w:t>
       </w:r>
       <w:r>
         <w:t xml:space="preserve">.</w:t>
@@ -4063,6 +4909,9 @@
         <w:t xml:space="preserve"> </w:t>
       </w:r>
       <w:r>
+        <w:t xml:space="preserve">(Guillerme 2018)</w:t>
+      </w:r>
+      <w:r>
         <w:t xml:space="preserve">.</w:t>
       </w:r>
     </w:p>
@@ -4088,6 +4937,35 @@
         <w:t xml:space="preserve"> </w:t>
       </w:r>
       <w:r>
+        <w:t xml:space="preserve">(Guillerme</w:t>
+      </w:r>
+      <w:r>
+        <w:t xml:space="preserve"> </w:t>
+      </w:r>
+      <w:r>
+        <w:rPr>
+          <w:iCs/>
+          <w:i/>
+        </w:rPr>
+        <w:t xml:space="preserve">et al.</w:t>
+      </w:r>
+      <w:r>
+        <w:t xml:space="preserve"> </w:t>
+      </w:r>
+      <w:r>
+        <w:t xml:space="preserve">2020</w:t>
+      </w:r>
+      <w:r>
+        <w:rPr>
+          <w:iCs/>
+          <w:i/>
+        </w:rPr>
+        <w:t xml:space="preserve">b</w:t>
+      </w:r>
+      <w:r>
+        <w:t xml:space="preserve">)</w:t>
+      </w:r>
+      <w:r>
         <w:t xml:space="preserve">.</w:t>
       </w:r>
       <w:r>
@@ -4100,6 +4978,35 @@
         <w:t xml:space="preserve"> </w:t>
       </w:r>
       <w:r>
+        <w:t xml:space="preserve">(Guillerme</w:t>
+      </w:r>
+      <w:r>
+        <w:t xml:space="preserve"> </w:t>
+      </w:r>
+      <w:r>
+        <w:rPr>
+          <w:iCs/>
+          <w:i/>
+        </w:rPr>
+        <w:t xml:space="preserve">et al.</w:t>
+      </w:r>
+      <w:r>
+        <w:t xml:space="preserve"> </w:t>
+      </w:r>
+      <w:r>
+        <w:t xml:space="preserve">2020</w:t>
+      </w:r>
+      <w:r>
+        <w:rPr>
+          <w:iCs/>
+          <w:i/>
+        </w:rPr>
+        <w:t xml:space="preserve">b</w:t>
+      </w:r>
+      <w:r>
+        <w:t xml:space="preserve">)</w:t>
+      </w:r>
+      <w:r>
         <w:t xml:space="preserve">.</w:t>
       </w:r>
       <w:r>
@@ -4124,6 +5031,9 @@
         <w:t xml:space="preserve"> </w:t>
       </w:r>
       <w:r>
+        <w:t xml:space="preserve">(Foote 1992)</w:t>
+      </w:r>
+      <w:r>
         <w:t xml:space="preserve">, but with less sensitivity to outliers and sample size.</w:t>
       </w:r>
       <w:r>
@@ -4136,6 +5046,25 @@
         <w:t xml:space="preserve"> </w:t>
       </w:r>
       <w:r>
+        <w:t xml:space="preserve">(Ciampaglio</w:t>
+      </w:r>
+      <w:r>
+        <w:t xml:space="preserve"> </w:t>
+      </w:r>
+      <w:r>
+        <w:rPr>
+          <w:iCs/>
+          <w:i/>
+        </w:rPr>
+        <w:t xml:space="preserve">et al.</w:t>
+      </w:r>
+      <w:r>
+        <w:t xml:space="preserve"> </w:t>
+      </w:r>
+      <w:r>
+        <w:t xml:space="preserve">2001; Wills 2001)</w:t>
+      </w:r>
+      <w:r>
         <w:t xml:space="preserve"> </w:t>
       </w:r>
       <w:r>
@@ -4143,6 +5072,25 @@
       </w:r>
       <w:r>
         <w:t xml:space="preserve"> </w:t>
+      </w:r>
+      <w:r>
+        <w:t xml:space="preserve">(Ciampaglio</w:t>
+      </w:r>
+      <w:r>
+        <w:t xml:space="preserve"> </w:t>
+      </w:r>
+      <w:r>
+        <w:rPr>
+          <w:iCs/>
+          <w:i/>
+        </w:rPr>
+        <w:t xml:space="preserve">et al.</w:t>
+      </w:r>
+      <w:r>
+        <w:t xml:space="preserve"> </w:t>
+      </w:r>
+      <w:r>
+        <w:t xml:space="preserve">2001)</w:t>
       </w:r>
       <w:r>
         <w:t xml:space="preserve">.</w:t>
@@ -4333,6 +5281,25 @@
         <w:t xml:space="preserve"> </w:t>
       </w:r>
       <w:r>
+        <w:t xml:space="preserve">(Bates</w:t>
+      </w:r>
+      <w:r>
+        <w:t xml:space="preserve"> </w:t>
+      </w:r>
+      <w:r>
+        <w:rPr>
+          <w:iCs/>
+          <w:i/>
+        </w:rPr>
+        <w:t xml:space="preserve">et al.</w:t>
+      </w:r>
+      <w:r>
+        <w:t xml:space="preserve"> </w:t>
+      </w:r>
+      <w:r>
+        <w:t xml:space="preserve">2015)</w:t>
+      </w:r>
+      <w:r>
         <w:t xml:space="preserve">.</w:t>
       </w:r>
       <w:r>
@@ -4383,6 +5350,9 @@
       </w:r>
       <w:r>
         <w:t xml:space="preserve"> </w:t>
+      </w:r>
+      <w:r>
+        <w:t xml:space="preserve">(Lenth &amp; Piaskowski 2025)</w:t>
       </w:r>
       <w:r>
         <w:t xml:space="preserve">.</w:t>
@@ -5837,6 +6807,9 @@
         <w:t xml:space="preserve"> </w:t>
       </w:r>
       <w:r>
+        <w:t xml:space="preserve">(Lloyd 2018)</w:t>
+      </w:r>
+      <w:r>
         <w:t xml:space="preserve">.</w:t>
       </w:r>
       <w:r>
@@ -5853,6 +6826,9 @@
       </w:r>
       <w:r>
         <w:t xml:space="preserve"> </w:t>
+      </w:r>
+      <w:r>
+        <w:t xml:space="preserve">(Stayton 2015; Lloyd 2018; Gerber 2019)</w:t>
       </w:r>
       <w:r>
         <w:t xml:space="preserve">.</w:t>
@@ -5902,6 +6878,9 @@
         <w:t xml:space="preserve"> </w:t>
       </w:r>
       <w:r>
+        <w:t xml:space="preserve">(Gerber 2019)</w:t>
+      </w:r>
+      <w:r>
         <w:t xml:space="preserve">.</w:t>
       </w:r>
       <w:r>
@@ -5914,6 +6893,25 @@
         <w:t xml:space="preserve"> </w:t>
       </w:r>
       <w:r>
+        <w:t xml:space="preserve">(Brusatte</w:t>
+      </w:r>
+      <w:r>
+        <w:t xml:space="preserve"> </w:t>
+      </w:r>
+      <w:r>
+        <w:rPr>
+          <w:iCs/>
+          <w:i/>
+        </w:rPr>
+        <w:t xml:space="preserve">et al.</w:t>
+      </w:r>
+      <w:r>
+        <w:t xml:space="preserve"> </w:t>
+      </w:r>
+      <w:r>
+        <w:t xml:space="preserve">2011)</w:t>
+      </w:r>
+      <w:r>
         <w:t xml:space="preserve">.</w:t>
       </w:r>
       <w:r>
@@ -5926,6 +6924,25 @@
         <w:t xml:space="preserve"> </w:t>
       </w:r>
       <w:r>
+        <w:t xml:space="preserve">(Brusatte</w:t>
+      </w:r>
+      <w:r>
+        <w:t xml:space="preserve"> </w:t>
+      </w:r>
+      <w:r>
+        <w:rPr>
+          <w:iCs/>
+          <w:i/>
+        </w:rPr>
+        <w:t xml:space="preserve">et al.</w:t>
+      </w:r>
+      <w:r>
+        <w:t xml:space="preserve"> </w:t>
+      </w:r>
+      <w:r>
+        <w:t xml:space="preserve">2011)</w:t>
+      </w:r>
+      <w:r>
         <w:t xml:space="preserve">, raising questions about whether such increases reflect genuine biological signal.</w:t>
       </w:r>
       <w:r>
@@ -5942,6 +6959,25 @@
       </w:r>
       <w:r>
         <w:t xml:space="preserve"> </w:t>
+      </w:r>
+      <w:r>
+        <w:t xml:space="preserve">Brusatte</w:t>
+      </w:r>
+      <w:r>
+        <w:t xml:space="preserve"> </w:t>
+      </w:r>
+      <w:r>
+        <w:rPr>
+          <w:iCs/>
+          <w:i/>
+        </w:rPr>
+        <w:t xml:space="preserve">et al.</w:t>
+      </w:r>
+      <w:r>
+        <w:t xml:space="preserve"> </w:t>
+      </w:r>
+      <w:r>
+        <w:t xml:space="preserve">(2011)</w:t>
       </w:r>
       <w:r>
         <w:t xml:space="preserve">).</w:t>
@@ -5973,6 +7009,9 @@
         <w:t xml:space="preserve"> </w:t>
       </w:r>
       <w:r>
+        <w:t xml:space="preserve">(Erwin 2007)</w:t>
+      </w:r>
+      <w:r>
         <w:t xml:space="preserve">.</w:t>
       </w:r>
       <w:r>
@@ -6040,6 +7079,25 @@
         <w:t xml:space="preserve"> </w:t>
       </w:r>
       <w:r>
+        <w:t xml:space="preserve">(Boyko &amp; O’Meara 2024; Boyko</w:t>
+      </w:r>
+      <w:r>
+        <w:t xml:space="preserve"> </w:t>
+      </w:r>
+      <w:r>
+        <w:rPr>
+          <w:iCs/>
+          <w:i/>
+        </w:rPr>
+        <w:t xml:space="preserve">et al.</w:t>
+      </w:r>
+      <w:r>
+        <w:t xml:space="preserve"> </w:t>
+      </w:r>
+      <w:r>
+        <w:t xml:space="preserve">2026)</w:t>
+      </w:r>
+      <w:r>
         <w:t xml:space="preserve">, underestimating the morphological variation of ancestral taxa.</w:t>
       </w:r>
       <w:r>
@@ -6064,6 +7122,25 @@
         <w:t xml:space="preserve"> </w:t>
       </w:r>
       <w:r>
+        <w:t xml:space="preserve">(Schluter</w:t>
+      </w:r>
+      <w:r>
+        <w:t xml:space="preserve"> </w:t>
+      </w:r>
+      <w:r>
+        <w:rPr>
+          <w:iCs/>
+          <w:i/>
+        </w:rPr>
+        <w:t xml:space="preserve">et al.</w:t>
+      </w:r>
+      <w:r>
+        <w:t xml:space="preserve"> </w:t>
+      </w:r>
+      <w:r>
+        <w:t xml:space="preserve">1997; Martins 1999)</w:t>
+      </w:r>
+      <w:r>
         <w:t xml:space="preserve">, negating the advantage observed at higher fossil sampling.</w:t>
       </w:r>
     </w:p>
@@ -6106,6 +7183,9 @@
       </w:r>
       <w:r>
         <w:t xml:space="preserve"> </w:t>
+      </w:r>
+      <w:r>
+        <w:t xml:space="preserve">(Gascuel &amp; Steel 2020)</w:t>
       </w:r>
       <w:r>
         <w:t xml:space="preserve">.</w:t>
@@ -6214,6 +7294,25 @@
         <w:t xml:space="preserve"> </w:t>
       </w:r>
       <w:r>
+        <w:t xml:space="preserve">(Felsenstein 1985; O’Meara</w:t>
+      </w:r>
+      <w:r>
+        <w:t xml:space="preserve"> </w:t>
+      </w:r>
+      <w:r>
+        <w:rPr>
+          <w:iCs/>
+          <w:i/>
+        </w:rPr>
+        <w:t xml:space="preserve">et al.</w:t>
+      </w:r>
+      <w:r>
+        <w:t xml:space="preserve"> </w:t>
+      </w:r>
+      <w:r>
+        <w:t xml:space="preserve">2006)</w:t>
+      </w:r>
+      <w:r>
         <w:t xml:space="preserve">.</w:t>
       </w:r>
       <w:r>
@@ -6261,6 +7360,57 @@
         <w:t xml:space="preserve"> </w:t>
       </w:r>
       <w:r>
+        <w:t xml:space="preserve">(Finarelli &amp; Flynn 2006; Albert</w:t>
+      </w:r>
+      <w:r>
+        <w:t xml:space="preserve"> </w:t>
+      </w:r>
+      <w:r>
+        <w:rPr>
+          <w:iCs/>
+          <w:i/>
+        </w:rPr>
+        <w:t xml:space="preserve">et al.</w:t>
+      </w:r>
+      <w:r>
+        <w:t xml:space="preserve"> </w:t>
+      </w:r>
+      <w:r>
+        <w:t xml:space="preserve">2009; Slater</w:t>
+      </w:r>
+      <w:r>
+        <w:t xml:space="preserve"> </w:t>
+      </w:r>
+      <w:r>
+        <w:rPr>
+          <w:iCs/>
+          <w:i/>
+        </w:rPr>
+        <w:t xml:space="preserve">et al.</w:t>
+      </w:r>
+      <w:r>
+        <w:t xml:space="preserve"> </w:t>
+      </w:r>
+      <w:r>
+        <w:t xml:space="preserve">2012; Finarelli &amp; Goswami 2013; Gearty</w:t>
+      </w:r>
+      <w:r>
+        <w:t xml:space="preserve"> </w:t>
+      </w:r>
+      <w:r>
+        <w:rPr>
+          <w:iCs/>
+          <w:i/>
+        </w:rPr>
+        <w:t xml:space="preserve">et al.</w:t>
+      </w:r>
+      <w:r>
+        <w:t xml:space="preserve"> </w:t>
+      </w:r>
+      <w:r>
+        <w:t xml:space="preserve">2024)</w:t>
+      </w:r>
+      <w:r>
         <w:t xml:space="preserve">.</w:t>
       </w:r>
     </w:p>
@@ -6314,6 +7464,41 @@
         <w:t xml:space="preserve"> </w:t>
       </w:r>
       <w:r>
+        <w:t xml:space="preserve">(Revell 2012; Pennell</w:t>
+      </w:r>
+      <w:r>
+        <w:t xml:space="preserve"> </w:t>
+      </w:r>
+      <w:r>
+        <w:rPr>
+          <w:iCs/>
+          <w:i/>
+        </w:rPr>
+        <w:t xml:space="preserve">et al.</w:t>
+      </w:r>
+      <w:r>
+        <w:t xml:space="preserve"> </w:t>
+      </w:r>
+      <w:r>
+        <w:t xml:space="preserve">2014; Clavel</w:t>
+      </w:r>
+      <w:r>
+        <w:t xml:space="preserve"> </w:t>
+      </w:r>
+      <w:r>
+        <w:rPr>
+          <w:iCs/>
+          <w:i/>
+        </w:rPr>
+        <w:t xml:space="preserve">et al.</w:t>
+      </w:r>
+      <w:r>
+        <w:t xml:space="preserve"> </w:t>
+      </w:r>
+      <w:r>
+        <w:t xml:space="preserve">2015)</w:t>
+      </w:r>
+      <w:r>
         <w:t xml:space="preserve">.</w:t>
       </w:r>
       <w:r>
@@ -6326,6 +7511,25 @@
         <w:t xml:space="preserve"> </w:t>
       </w:r>
       <w:r>
+        <w:t xml:space="preserve">(Ruta</w:t>
+      </w:r>
+      <w:r>
+        <w:t xml:space="preserve"> </w:t>
+      </w:r>
+      <w:r>
+        <w:rPr>
+          <w:iCs/>
+          <w:i/>
+        </w:rPr>
+        <w:t xml:space="preserve">et al.</w:t>
+      </w:r>
+      <w:r>
+        <w:t xml:space="preserve"> </w:t>
+      </w:r>
+      <w:r>
+        <w:t xml:space="preserve">2013; Stroud &amp; Losos 2016)</w:t>
+      </w:r>
+      <w:r>
         <w:t xml:space="preserve"> </w:t>
       </w:r>
       <w:r>
@@ -6335,6 +7539,41 @@
         <w:t xml:space="preserve"> </w:t>
       </w:r>
       <w:r>
+        <w:t xml:space="preserve">(Bapst</w:t>
+      </w:r>
+      <w:r>
+        <w:t xml:space="preserve"> </w:t>
+      </w:r>
+      <w:r>
+        <w:rPr>
+          <w:iCs/>
+          <w:i/>
+        </w:rPr>
+        <w:t xml:space="preserve">et al.</w:t>
+      </w:r>
+      <w:r>
+        <w:t xml:space="preserve"> </w:t>
+      </w:r>
+      <w:r>
+        <w:t xml:space="preserve">2012; Halliday &amp; Goswami 2016; Liu</w:t>
+      </w:r>
+      <w:r>
+        <w:t xml:space="preserve"> </w:t>
+      </w:r>
+      <w:r>
+        <w:rPr>
+          <w:iCs/>
+          <w:i/>
+        </w:rPr>
+        <w:t xml:space="preserve">et al.</w:t>
+      </w:r>
+      <w:r>
+        <w:t xml:space="preserve"> </w:t>
+      </w:r>
+      <w:r>
+        <w:t xml:space="preserve">2024)</w:t>
+      </w:r>
+      <w:r>
         <w:t xml:space="preserve">, which are often associated with shifts in evolutionary rates or models.</w:t>
       </w:r>
       <w:r>
@@ -6344,12 +7583,34 @@
         <w:t xml:space="preserve">The effect of such shifts or heterogeneity in the context of the aims of this paper remains to be tested; previous work has found that rate changes are hard to detect and can lead to erroneous inferences in single-trait ancestral state estimations (</w:t>
       </w:r>
       <w:r>
+        <w:t xml:space="preserve">(King &amp; Lee 2015; Chira &amp; Thomas 2016; Harrington &amp; Reeder 2017)</w:t>
+      </w:r>
+      <w:r>
         <w:t xml:space="preserve">; but see</w:t>
       </w:r>
       <w:r>
         <w:t xml:space="preserve"> </w:t>
       </w:r>
       <w:r>
+        <w:t xml:space="preserve">(Reyes</w:t>
+      </w:r>
+      <w:r>
+        <w:t xml:space="preserve"> </w:t>
+      </w:r>
+      <w:r>
+        <w:rPr>
+          <w:iCs/>
+          <w:i/>
+        </w:rPr>
+        <w:t xml:space="preserve">et al.</w:t>
+      </w:r>
+      <w:r>
+        <w:t xml:space="preserve"> </w:t>
+      </w:r>
+      <w:r>
+        <w:t xml:space="preserve">2018)</w:t>
+      </w:r>
+      <w:r>
         <w:t xml:space="preserve">).</w:t>
       </w:r>
       <w:r>
@@ -6362,6 +7623,41 @@
         <w:t xml:space="preserve"> </w:t>
       </w:r>
       <w:r>
+        <w:t xml:space="preserve">(Elliot &amp; Mooers 2014; Smaers</w:t>
+      </w:r>
+      <w:r>
+        <w:t xml:space="preserve"> </w:t>
+      </w:r>
+      <w:r>
+        <w:rPr>
+          <w:iCs/>
+          <w:i/>
+        </w:rPr>
+        <w:t xml:space="preserve">et al.</w:t>
+      </w:r>
+      <w:r>
+        <w:t xml:space="preserve"> </w:t>
+      </w:r>
+      <w:r>
+        <w:t xml:space="preserve">2016; Castiglione</w:t>
+      </w:r>
+      <w:r>
+        <w:t xml:space="preserve"> </w:t>
+      </w:r>
+      <w:r>
+        <w:rPr>
+          <w:iCs/>
+          <w:i/>
+        </w:rPr>
+        <w:t xml:space="preserve">et al.</w:t>
+      </w:r>
+      <w:r>
+        <w:t xml:space="preserve"> </w:t>
+      </w:r>
+      <w:r>
+        <w:t xml:space="preserve">2020)</w:t>
+      </w:r>
+      <w:r>
         <w:t xml:space="preserve"> </w:t>
       </w:r>
       <w:r>
@@ -6369,6 +7665,9 @@
       </w:r>
       <w:r>
         <w:t xml:space="preserve"> </w:t>
+      </w:r>
+      <w:r>
+        <w:t xml:space="preserve">(Boyko &amp; Beaulieu 2021; Revell &amp; Harmon 2024)</w:t>
       </w:r>
       <w:r>
         <w:t xml:space="preserve"> </w:t>
@@ -6398,6 +7697,35 @@
         <w:t xml:space="preserve"> </w:t>
       </w:r>
       <w:r>
+        <w:t xml:space="preserve">(Guillerme</w:t>
+      </w:r>
+      <w:r>
+        <w:t xml:space="preserve"> </w:t>
+      </w:r>
+      <w:r>
+        <w:rPr>
+          <w:iCs/>
+          <w:i/>
+        </w:rPr>
+        <w:t xml:space="preserve">et al.</w:t>
+      </w:r>
+      <w:r>
+        <w:t xml:space="preserve"> </w:t>
+      </w:r>
+      <w:r>
+        <w:t xml:space="preserve">2020</w:t>
+      </w:r>
+      <w:r>
+        <w:rPr>
+          <w:iCs/>
+          <w:i/>
+        </w:rPr>
+        <w:t xml:space="preserve">b</w:t>
+      </w:r>
+      <w:r>
+        <w:t xml:space="preserve">, 2025)</w:t>
+      </w:r>
+      <w:r>
         <w:t xml:space="preserve">.</w:t>
       </w:r>
       <w:r>
@@ -6474,6 +7802,9 @@
       </w:r>
       <w:r>
         <w:t xml:space="preserve"> </w:t>
+      </w:r>
+      <w:r>
+        <w:t xml:space="preserve">(Raup 1976)</w:t>
       </w:r>
       <w:r>
         <w:t xml:space="preserve">, which ultimately limits our inferences into macroevolutionary patterns.</w:t>
@@ -6581,7 +7912,7 @@
       </w:r>
     </w:p>
     <w:bookmarkEnd w:id="66"/>
-    <w:bookmarkStart w:id="67" w:name="tables"/>
+    <w:bookmarkStart w:id="175" w:name="tables"/>
     <w:p>
       <w:pPr>
         <w:pStyle w:val="Heading1"/>
@@ -6590,7 +7921,3672 @@
         <w:t xml:space="preserve">Tables</w:t>
       </w:r>
     </w:p>
+    <w:bookmarkStart w:id="174" w:name="refs"/>
+    <w:bookmarkStart w:id="67" w:name="ref-ackerly2006niche"/>
+    <w:p>
+      <w:pPr>
+        <w:pStyle w:val="Bibliography"/>
+      </w:pPr>
+      <w:r>
+        <w:t xml:space="preserve">ACKERLY, D., SCHWILK, D. and WEBB, C. 2006. Niche evolution and adaptive radiation: Testing the order of trait divergence.</w:t>
+      </w:r>
+      <w:r>
+        <w:t xml:space="preserve"> </w:t>
+      </w:r>
+      <w:r>
+        <w:rPr>
+          <w:iCs/>
+          <w:i/>
+        </w:rPr>
+        <w:t xml:space="preserve">Ecology</w:t>
+      </w:r>
+      <w:r>
+        <w:t xml:space="preserve">,</w:t>
+      </w:r>
+      <w:r>
+        <w:t xml:space="preserve"> </w:t>
+      </w:r>
+      <w:r>
+        <w:rPr>
+          <w:bCs/>
+          <w:b/>
+        </w:rPr>
+        <w:t xml:space="preserve">87</w:t>
+      </w:r>
+      <w:r>
+        <w:t xml:space="preserve">, S50–S61.</w:t>
+      </w:r>
+    </w:p>
     <w:bookmarkEnd w:id="67"/>
+    <w:bookmarkStart w:id="68" w:name="ref-albert2009fossils"/>
+    <w:p>
+      <w:pPr>
+        <w:pStyle w:val="Bibliography"/>
+      </w:pPr>
+      <w:r>
+        <w:t xml:space="preserve">ALBERT, J. S., JOHNSON, D. M. and KNOUFT, J. H. 2009. Fossils provide better estimates of ancestral body size than do extant taxa in fishes.</w:t>
+      </w:r>
+      <w:r>
+        <w:t xml:space="preserve"> </w:t>
+      </w:r>
+      <w:r>
+        <w:rPr>
+          <w:iCs/>
+          <w:i/>
+        </w:rPr>
+        <w:t xml:space="preserve">Acta Zoologica</w:t>
+      </w:r>
+      <w:r>
+        <w:t xml:space="preserve">,</w:t>
+      </w:r>
+      <w:r>
+        <w:t xml:space="preserve"> </w:t>
+      </w:r>
+      <w:r>
+        <w:rPr>
+          <w:bCs/>
+          <w:b/>
+        </w:rPr>
+        <w:t xml:space="preserve">90</w:t>
+      </w:r>
+      <w:r>
+        <w:t xml:space="preserve">, 357–384.</w:t>
+      </w:r>
+    </w:p>
+    <w:bookmarkEnd w:id="68"/>
+    <w:bookmarkStart w:id="69" w:name="ref-amador2021evolution"/>
+    <w:p>
+      <w:pPr>
+        <w:pStyle w:val="Bibliography"/>
+      </w:pPr>
+      <w:r>
+        <w:t xml:space="preserve">AMADOR, L. I. and GIANNINI, N. P. 2021. Evolution of diet in extant marsupials: Emergent patterns from a broad phylogenetic perspective.</w:t>
+      </w:r>
+      <w:r>
+        <w:t xml:space="preserve"> </w:t>
+      </w:r>
+      <w:r>
+        <w:rPr>
+          <w:iCs/>
+          <w:i/>
+        </w:rPr>
+        <w:t xml:space="preserve">Mammal Review</w:t>
+      </w:r>
+      <w:r>
+        <w:t xml:space="preserve">,</w:t>
+      </w:r>
+      <w:r>
+        <w:t xml:space="preserve"> </w:t>
+      </w:r>
+      <w:r>
+        <w:rPr>
+          <w:bCs/>
+          <w:b/>
+        </w:rPr>
+        <w:t xml:space="preserve">51</w:t>
+      </w:r>
+      <w:r>
+        <w:t xml:space="preserve">, 178–192.</w:t>
+      </w:r>
+    </w:p>
+    <w:bookmarkEnd w:id="69"/>
+    <w:bookmarkStart w:id="70" w:name="ref-ane2008analysis"/>
+    <w:p>
+      <w:pPr>
+        <w:pStyle w:val="Bibliography"/>
+      </w:pPr>
+      <w:r>
+        <w:t xml:space="preserve">ANÉ, C. 2008. Analysis of comparative data with hierarchical autocorrelation.</w:t>
+      </w:r>
+    </w:p>
+    <w:bookmarkEnd w:id="70"/>
+    <w:bookmarkStart w:id="71" w:name="ref-baker2015adaptive"/>
+    <w:p>
+      <w:pPr>
+        <w:pStyle w:val="Bibliography"/>
+      </w:pPr>
+      <w:r>
+        <w:t xml:space="preserve">BAKER, J., MEADE, A., PAGEL, M. and VENDITTI, C. 2015. Adaptive evolution toward larger size in mammals.</w:t>
+      </w:r>
+      <w:r>
+        <w:t xml:space="preserve"> </w:t>
+      </w:r>
+      <w:r>
+        <w:rPr>
+          <w:iCs/>
+          <w:i/>
+        </w:rPr>
+        <w:t xml:space="preserve">Proceedings of the National Academy of Sciences</w:t>
+      </w:r>
+      <w:r>
+        <w:t xml:space="preserve">,</w:t>
+      </w:r>
+      <w:r>
+        <w:t xml:space="preserve"> </w:t>
+      </w:r>
+      <w:r>
+        <w:rPr>
+          <w:bCs/>
+          <w:b/>
+        </w:rPr>
+        <w:t xml:space="preserve">112</w:t>
+      </w:r>
+      <w:r>
+        <w:t xml:space="preserve">, 5093–5098.</w:t>
+      </w:r>
+    </w:p>
+    <w:bookmarkEnd w:id="71"/>
+    <w:bookmarkStart w:id="72" w:name="ref-bapst2012graptoloid"/>
+    <w:p>
+      <w:pPr>
+        <w:pStyle w:val="Bibliography"/>
+      </w:pPr>
+      <w:r>
+        <w:t xml:space="preserve">BAPST, D. W., BULLOCK, P. C., MELCHIN, M. J., SHEETS, H. D. and MITCHELL, C. E. 2012. Graptoloid diversity and disparity became decoupled during the ordovician mass extinction.</w:t>
+      </w:r>
+      <w:r>
+        <w:t xml:space="preserve"> </w:t>
+      </w:r>
+      <w:r>
+        <w:rPr>
+          <w:iCs/>
+          <w:i/>
+        </w:rPr>
+        <w:t xml:space="preserve">Proceedings of the National Academy of Sciences</w:t>
+      </w:r>
+      <w:r>
+        <w:t xml:space="preserve">,</w:t>
+      </w:r>
+      <w:r>
+        <w:t xml:space="preserve"> </w:t>
+      </w:r>
+      <w:r>
+        <w:rPr>
+          <w:bCs/>
+          <w:b/>
+        </w:rPr>
+        <w:t xml:space="preserve">109</w:t>
+      </w:r>
+      <w:r>
+        <w:t xml:space="preserve">, 3428–3433.</w:t>
+      </w:r>
+    </w:p>
+    <w:bookmarkEnd w:id="72"/>
+    <w:bookmarkStart w:id="73" w:name="ref-bates2015fitting"/>
+    <w:p>
+      <w:pPr>
+        <w:pStyle w:val="Bibliography"/>
+      </w:pPr>
+      <w:r>
+        <w:t xml:space="preserve">BATES, D., MÄCHLER, M., BOLKER, B. and WALKER, S. 2015. Fitting linear mixed-effects models using lme4.</w:t>
+      </w:r>
+      <w:r>
+        <w:t xml:space="preserve"> </w:t>
+      </w:r>
+      <w:r>
+        <w:rPr>
+          <w:iCs/>
+          <w:i/>
+        </w:rPr>
+        <w:t xml:space="preserve">Journal of statistical software</w:t>
+      </w:r>
+      <w:r>
+        <w:t xml:space="preserve">,</w:t>
+      </w:r>
+      <w:r>
+        <w:t xml:space="preserve"> </w:t>
+      </w:r>
+      <w:r>
+        <w:rPr>
+          <w:bCs/>
+          <w:b/>
+        </w:rPr>
+        <w:t xml:space="preserve">67</w:t>
+      </w:r>
+      <w:r>
+        <w:t xml:space="preserve">, 1–48.</w:t>
+      </w:r>
+    </w:p>
+    <w:bookmarkEnd w:id="73"/>
+    <w:bookmarkStart w:id="74" w:name="ref-betancur2015fossil"/>
+    <w:p>
+      <w:pPr>
+        <w:pStyle w:val="Bibliography"/>
+      </w:pPr>
+      <w:r>
+        <w:t xml:space="preserve">BETANCUR-R, R., ORTÍ, G. and PYRON, R. A. 2015. Fossil-based comparative analyses reveal ancient marine ancestry erased by extinction in ray-finned fishes.</w:t>
+      </w:r>
+      <w:r>
+        <w:t xml:space="preserve"> </w:t>
+      </w:r>
+      <w:r>
+        <w:rPr>
+          <w:iCs/>
+          <w:i/>
+        </w:rPr>
+        <w:t xml:space="preserve">Ecology letters</w:t>
+      </w:r>
+      <w:r>
+        <w:t xml:space="preserve">,</w:t>
+      </w:r>
+      <w:r>
+        <w:t xml:space="preserve"> </w:t>
+      </w:r>
+      <w:r>
+        <w:rPr>
+          <w:bCs/>
+          <w:b/>
+        </w:rPr>
+        <w:t xml:space="preserve">18</w:t>
+      </w:r>
+      <w:r>
+        <w:t xml:space="preserve">, 441–450.</w:t>
+      </w:r>
+    </w:p>
+    <w:bookmarkEnd w:id="74"/>
+    <w:bookmarkStart w:id="75" w:name="ref-boyko2021generalized"/>
+    <w:p>
+      <w:pPr>
+        <w:pStyle w:val="Bibliography"/>
+      </w:pPr>
+      <w:r>
+        <w:t xml:space="preserve">BOYKO, J. D. and BEAULIEU, J. M. 2021. Generalized hidden markov models for phylogenetic comparative datasets.</w:t>
+      </w:r>
+      <w:r>
+        <w:t xml:space="preserve"> </w:t>
+      </w:r>
+      <w:r>
+        <w:rPr>
+          <w:iCs/>
+          <w:i/>
+        </w:rPr>
+        <w:t xml:space="preserve">Methods in Ecology and Evolution</w:t>
+      </w:r>
+      <w:r>
+        <w:t xml:space="preserve">,</w:t>
+      </w:r>
+      <w:r>
+        <w:t xml:space="preserve"> </w:t>
+      </w:r>
+      <w:r>
+        <w:rPr>
+          <w:bCs/>
+          <w:b/>
+        </w:rPr>
+        <w:t xml:space="preserve">12</w:t>
+      </w:r>
+      <w:r>
+        <w:t xml:space="preserve">, 468–478.</w:t>
+      </w:r>
+    </w:p>
+    <w:bookmarkEnd w:id="75"/>
+    <w:bookmarkStart w:id="76" w:name="ref-boyko2024dentist"/>
+    <w:p>
+      <w:pPr>
+        <w:pStyle w:val="Bibliography"/>
+      </w:pPr>
+      <w:r>
+        <w:t xml:space="preserve">BOYKO, J. D. and O’MEARA, B. C. 2024. Dentist: Quantifying uncertainty by sampling points around maximum likelihood estimates.</w:t>
+      </w:r>
+      <w:r>
+        <w:t xml:space="preserve"> </w:t>
+      </w:r>
+      <w:r>
+        <w:rPr>
+          <w:iCs/>
+          <w:i/>
+        </w:rPr>
+        <w:t xml:space="preserve">Methods in Ecology and Evolution</w:t>
+      </w:r>
+      <w:r>
+        <w:t xml:space="preserve">,</w:t>
+      </w:r>
+      <w:r>
+        <w:t xml:space="preserve"> </w:t>
+      </w:r>
+      <w:r>
+        <w:rPr>
+          <w:bCs/>
+          <w:b/>
+        </w:rPr>
+        <w:t xml:space="preserve">15</w:t>
+      </w:r>
+      <w:r>
+        <w:t xml:space="preserve">, 628–638.</w:t>
+      </w:r>
+    </w:p>
+    <w:bookmarkEnd w:id="76"/>
+    <w:bookmarkStart w:id="77" w:name="ref-boyko2026resolving"/>
+    <w:p>
+      <w:pPr>
+        <w:pStyle w:val="Bibliography"/>
+      </w:pPr>
+      <w:r>
+        <w:t xml:space="preserve">BOYKO, J. D., GONTJES, K. J., SNITKIN, E. S. and SMITH, S. A. 2026. Resolving competing evolutionary histories in joint ancestral state reconstruction.</w:t>
+      </w:r>
+      <w:r>
+        <w:t xml:space="preserve"> </w:t>
+      </w:r>
+      <w:r>
+        <w:rPr>
+          <w:iCs/>
+          <w:i/>
+        </w:rPr>
+        <w:t xml:space="preserve">Proceedings of the National Academy of Sciences</w:t>
+      </w:r>
+      <w:r>
+        <w:t xml:space="preserve">,</w:t>
+      </w:r>
+      <w:r>
+        <w:t xml:space="preserve"> </w:t>
+      </w:r>
+      <w:r>
+        <w:rPr>
+          <w:bCs/>
+          <w:b/>
+        </w:rPr>
+        <w:t xml:space="preserve">123</w:t>
+      </w:r>
+      <w:r>
+        <w:t xml:space="preserve">, e2528064123.</w:t>
+      </w:r>
+    </w:p>
+    <w:bookmarkEnd w:id="77"/>
+    <w:bookmarkStart w:id="78" w:name="ref-brusatte2011phylogenetic"/>
+    <w:p>
+      <w:pPr>
+        <w:pStyle w:val="Bibliography"/>
+      </w:pPr>
+      <w:r>
+        <w:t xml:space="preserve">BRUSATTE, S. L., MONTANARI, S., YI, H. and NORELL, M. A. 2011. Phylogenetic corrections for morphological disparity analysis: New methodology and case studies.</w:t>
+      </w:r>
+      <w:r>
+        <w:t xml:space="preserve"> </w:t>
+      </w:r>
+      <w:r>
+        <w:rPr>
+          <w:iCs/>
+          <w:i/>
+        </w:rPr>
+        <w:t xml:space="preserve">Paleobiology</w:t>
+      </w:r>
+      <w:r>
+        <w:t xml:space="preserve">,</w:t>
+      </w:r>
+      <w:r>
+        <w:t xml:space="preserve"> </w:t>
+      </w:r>
+      <w:r>
+        <w:rPr>
+          <w:bCs/>
+          <w:b/>
+        </w:rPr>
+        <w:t xml:space="preserve">37</w:t>
+      </w:r>
+      <w:r>
+        <w:t xml:space="preserve">, 1–22.</w:t>
+      </w:r>
+    </w:p>
+    <w:bookmarkEnd w:id="78"/>
+    <w:bookmarkStart w:id="79" w:name="ref-cailliez1983analytical"/>
+    <w:p>
+      <w:pPr>
+        <w:pStyle w:val="Bibliography"/>
+      </w:pPr>
+      <w:r>
+        <w:t xml:space="preserve">CAILLIEZ, F. 1983. The analytical solution of the additive constant problem.</w:t>
+      </w:r>
+      <w:r>
+        <w:t xml:space="preserve"> </w:t>
+      </w:r>
+      <w:r>
+        <w:rPr>
+          <w:iCs/>
+          <w:i/>
+        </w:rPr>
+        <w:t xml:space="preserve">Psychometrika</w:t>
+      </w:r>
+      <w:r>
+        <w:t xml:space="preserve">,</w:t>
+      </w:r>
+      <w:r>
+        <w:t xml:space="preserve"> </w:t>
+      </w:r>
+      <w:r>
+        <w:rPr>
+          <w:bCs/>
+          <w:b/>
+        </w:rPr>
+        <w:t xml:space="preserve">48</w:t>
+      </w:r>
+      <w:r>
+        <w:t xml:space="preserve">, 305–308.</w:t>
+      </w:r>
+    </w:p>
+    <w:bookmarkEnd w:id="79"/>
+    <w:bookmarkStart w:id="80" w:name="ref-casali2023morphological"/>
+    <w:p>
+      <w:pPr>
+        <w:pStyle w:val="Bibliography"/>
+      </w:pPr>
+      <w:r>
+        <w:t xml:space="preserve">CASALI, D. M., BOSCAINI, A., GAUDIN, T. J. and PERINI, F. A. 2023. Morphological disparity and evolutionary rates of cranial and postcranial characters in sloths (mammalia, pilosa, folivora).</w:t>
+      </w:r>
+      <w:r>
+        <w:t xml:space="preserve"> </w:t>
+      </w:r>
+      <w:r>
+        <w:rPr>
+          <w:iCs/>
+          <w:i/>
+        </w:rPr>
+        <w:t xml:space="preserve">Palaeontology</w:t>
+      </w:r>
+      <w:r>
+        <w:t xml:space="preserve">,</w:t>
+      </w:r>
+      <w:r>
+        <w:t xml:space="preserve"> </w:t>
+      </w:r>
+      <w:r>
+        <w:rPr>
+          <w:bCs/>
+          <w:b/>
+        </w:rPr>
+        <w:t xml:space="preserve">66</w:t>
+      </w:r>
+      <w:r>
+        <w:t xml:space="preserve">, e12639.</w:t>
+      </w:r>
+    </w:p>
+    <w:bookmarkEnd w:id="80"/>
+    <w:bookmarkStart w:id="81" w:name="ref-castiglione2020ancestral"/>
+    <w:p>
+      <w:pPr>
+        <w:pStyle w:val="Bibliography"/>
+      </w:pPr>
+      <w:r>
+        <w:t xml:space="preserve">CASTIGLIONE, S., SERIO, C., MONDANARO, A., MELCHIONNA, M., CAROTENUTO, F., DI FEBBRARO, M., PROFICO, A., TAMAGNINI, D. and RAIA, P. 2020. Ancestral state estimation with phylogenetic ridge regression.</w:t>
+      </w:r>
+      <w:r>
+        <w:t xml:space="preserve"> </w:t>
+      </w:r>
+      <w:r>
+        <w:rPr>
+          <w:iCs/>
+          <w:i/>
+        </w:rPr>
+        <w:t xml:space="preserve">Evolutionary Biology</w:t>
+      </w:r>
+      <w:r>
+        <w:t xml:space="preserve">,</w:t>
+      </w:r>
+      <w:r>
+        <w:t xml:space="preserve"> </w:t>
+      </w:r>
+      <w:r>
+        <w:rPr>
+          <w:bCs/>
+          <w:b/>
+        </w:rPr>
+        <w:t xml:space="preserve">47</w:t>
+      </w:r>
+      <w:r>
+        <w:t xml:space="preserve">, 220–232.</w:t>
+      </w:r>
+    </w:p>
+    <w:bookmarkEnd w:id="81"/>
+    <w:bookmarkStart w:id="82" w:name="ref-chira2016impact"/>
+    <w:p>
+      <w:pPr>
+        <w:pStyle w:val="Bibliography"/>
+      </w:pPr>
+      <w:r>
+        <w:t xml:space="preserve">CHIRA, A.-M. and THOMAS, G. H. 2016. The impact of rate heterogeneity on inference of phylogenetic models of trait evolution.</w:t>
+      </w:r>
+      <w:r>
+        <w:t xml:space="preserve"> </w:t>
+      </w:r>
+      <w:r>
+        <w:rPr>
+          <w:iCs/>
+          <w:i/>
+        </w:rPr>
+        <w:t xml:space="preserve">Journal of evolutionary biology</w:t>
+      </w:r>
+      <w:r>
+        <w:t xml:space="preserve">,</w:t>
+      </w:r>
+      <w:r>
+        <w:t xml:space="preserve"> </w:t>
+      </w:r>
+      <w:r>
+        <w:rPr>
+          <w:bCs/>
+          <w:b/>
+        </w:rPr>
+        <w:t xml:space="preserve">29</w:t>
+      </w:r>
+      <w:r>
+        <w:t xml:space="preserve">, 2502–2518.</w:t>
+      </w:r>
+    </w:p>
+    <w:bookmarkEnd w:id="82"/>
+    <w:bookmarkStart w:id="83" w:name="ref-ciampaglio2001detecting"/>
+    <w:p>
+      <w:pPr>
+        <w:pStyle w:val="Bibliography"/>
+      </w:pPr>
+      <w:r>
+        <w:t xml:space="preserve">CIAMPAGLIO, C. N., KEMP, M. and MCSHEA, D. W. 2001. Detecting changes in morphospace occupation patterns in the fossil record: Characterization and analysis of measures of disparity.</w:t>
+      </w:r>
+      <w:r>
+        <w:t xml:space="preserve"> </w:t>
+      </w:r>
+      <w:r>
+        <w:rPr>
+          <w:iCs/>
+          <w:i/>
+        </w:rPr>
+        <w:t xml:space="preserve">Paleobiology</w:t>
+      </w:r>
+      <w:r>
+        <w:t xml:space="preserve">,</w:t>
+      </w:r>
+      <w:r>
+        <w:t xml:space="preserve"> </w:t>
+      </w:r>
+      <w:r>
+        <w:rPr>
+          <w:bCs/>
+          <w:b/>
+        </w:rPr>
+        <w:t xml:space="preserve">27</w:t>
+      </w:r>
+      <w:r>
+        <w:t xml:space="preserve">, 695–715.</w:t>
+      </w:r>
+    </w:p>
+    <w:bookmarkEnd w:id="83"/>
+    <w:bookmarkStart w:id="84" w:name="ref-clavel2015mvmorph"/>
+    <w:p>
+      <w:pPr>
+        <w:pStyle w:val="Bibliography"/>
+      </w:pPr>
+      <w:r>
+        <w:t xml:space="preserve">CLAVEL, J., ESCARGUEL, G. and MERCERON, G. 2015. mvMORPH: An r package for fitting multivariate evolutionary models to morphometric data.</w:t>
+      </w:r>
+      <w:r>
+        <w:t xml:space="preserve"> </w:t>
+      </w:r>
+      <w:r>
+        <w:rPr>
+          <w:iCs/>
+          <w:i/>
+        </w:rPr>
+        <w:t xml:space="preserve">Methods in Ecology and Evolution</w:t>
+      </w:r>
+      <w:r>
+        <w:t xml:space="preserve">,</w:t>
+      </w:r>
+      <w:r>
+        <w:t xml:space="preserve"> </w:t>
+      </w:r>
+      <w:r>
+        <w:rPr>
+          <w:bCs/>
+          <w:b/>
+        </w:rPr>
+        <w:t xml:space="preserve">6</w:t>
+      </w:r>
+      <w:r>
+        <w:t xml:space="preserve">, 1311–1319.</w:t>
+      </w:r>
+    </w:p>
+    <w:bookmarkEnd w:id="84"/>
+    <w:bookmarkStart w:id="85" w:name="ref-cole2021selectivity"/>
+    <w:p>
+      <w:pPr>
+        <w:pStyle w:val="Bibliography"/>
+      </w:pPr>
+      <w:r>
+        <w:t xml:space="preserve">COLE, S. R. and HOPKINS, M. J. 2021. Selectivity and the effect of mass extinctions on disparity and functional ecology.</w:t>
+      </w:r>
+      <w:r>
+        <w:t xml:space="preserve"> </w:t>
+      </w:r>
+      <w:r>
+        <w:rPr>
+          <w:iCs/>
+          <w:i/>
+        </w:rPr>
+        <w:t xml:space="preserve">Science Advances</w:t>
+      </w:r>
+      <w:r>
+        <w:t xml:space="preserve">,</w:t>
+      </w:r>
+      <w:r>
+        <w:t xml:space="preserve"> </w:t>
+      </w:r>
+      <w:r>
+        <w:rPr>
+          <w:bCs/>
+          <w:b/>
+        </w:rPr>
+        <w:t xml:space="preserve">7</w:t>
+      </w:r>
+      <w:r>
+        <w:t xml:space="preserve">, eabf4072.</w:t>
+      </w:r>
+    </w:p>
+    <w:bookmarkEnd w:id="85"/>
+    <w:bookmarkStart w:id="86" w:name="ref-cunningham1998reconstructing"/>
+    <w:p>
+      <w:pPr>
+        <w:pStyle w:val="Bibliography"/>
+      </w:pPr>
+      <w:r>
+        <w:t xml:space="preserve">CUNNINGHAM, C. W., OMLAND, K. E. and OAKLEY, T. H. 1998. Reconstructing ancestral character states: A critical reappraisal.</w:t>
+      </w:r>
+      <w:r>
+        <w:t xml:space="preserve"> </w:t>
+      </w:r>
+      <w:r>
+        <w:rPr>
+          <w:iCs/>
+          <w:i/>
+        </w:rPr>
+        <w:t xml:space="preserve">Trends in ecology &amp; evolution</w:t>
+      </w:r>
+      <w:r>
+        <w:t xml:space="preserve">,</w:t>
+      </w:r>
+      <w:r>
+        <w:t xml:space="preserve"> </w:t>
+      </w:r>
+      <w:r>
+        <w:rPr>
+          <w:bCs/>
+          <w:b/>
+        </w:rPr>
+        <w:t xml:space="preserve">13</w:t>
+      </w:r>
+      <w:r>
+        <w:t xml:space="preserve">, 361–366.</w:t>
+      </w:r>
+    </w:p>
+    <w:bookmarkEnd w:id="86"/>
+    <w:bookmarkStart w:id="87" w:name="ref-elliot2014inferring"/>
+    <w:p>
+      <w:pPr>
+        <w:pStyle w:val="Bibliography"/>
+      </w:pPr>
+      <w:r>
+        <w:t xml:space="preserve">ELLIOT, M. G. and MOOERS, A. Ø. 2014. Inferring ancestral states without assuming neutrality or gradualism using a stable model of continuous character evolution.</w:t>
+      </w:r>
+      <w:r>
+        <w:t xml:space="preserve"> </w:t>
+      </w:r>
+      <w:r>
+        <w:rPr>
+          <w:iCs/>
+          <w:i/>
+        </w:rPr>
+        <w:t xml:space="preserve">BMC evolutionary biology</w:t>
+      </w:r>
+      <w:r>
+        <w:t xml:space="preserve">,</w:t>
+      </w:r>
+      <w:r>
+        <w:t xml:space="preserve"> </w:t>
+      </w:r>
+      <w:r>
+        <w:rPr>
+          <w:bCs/>
+          <w:b/>
+        </w:rPr>
+        <w:t xml:space="preserve">14</w:t>
+      </w:r>
+      <w:r>
+        <w:t xml:space="preserve">, 226.</w:t>
+      </w:r>
+    </w:p>
+    <w:bookmarkEnd w:id="87"/>
+    <w:bookmarkStart w:id="89" w:name="ref-erwin_disparity_2007"/>
+    <w:p>
+      <w:pPr>
+        <w:pStyle w:val="Bibliography"/>
+      </w:pPr>
+      <w:r>
+        <w:t xml:space="preserve">ERWIN, D. H. 2007.</w:t>
+      </w:r>
+      <w:r>
+        <w:t xml:space="preserve"> </w:t>
+      </w:r>
+      <w:hyperlink r:id="rId88">
+        <w:r>
+          <w:rPr>
+            <w:rStyle w:val="Hyperlink"/>
+          </w:rPr>
+          <w:t xml:space="preserve">DISPARITY</w:t>
+        </w:r>
+        <w:r>
+          <w:rPr>
+            <w:rStyle w:val="Hyperlink"/>
+          </w:rPr>
+          <w:t xml:space="preserve">:</w:t>
+        </w:r>
+        <w:r>
+          <w:rPr>
+            <w:rStyle w:val="Hyperlink"/>
+          </w:rPr>
+          <w:t xml:space="preserve"> </w:t>
+        </w:r>
+        <w:r>
+          <w:rPr>
+            <w:rStyle w:val="Hyperlink"/>
+          </w:rPr>
+          <w:t xml:space="preserve">MORPHOLOGICAL</w:t>
+        </w:r>
+        <w:r>
+          <w:rPr>
+            <w:rStyle w:val="Hyperlink"/>
+          </w:rPr>
+          <w:t xml:space="preserve"> </w:t>
+        </w:r>
+        <w:r>
+          <w:rPr>
+            <w:rStyle w:val="Hyperlink"/>
+          </w:rPr>
+          <w:t xml:space="preserve">PATTERN</w:t>
+        </w:r>
+        <w:r>
+          <w:rPr>
+            <w:rStyle w:val="Hyperlink"/>
+          </w:rPr>
+          <w:t xml:space="preserve"> </w:t>
+        </w:r>
+        <w:r>
+          <w:rPr>
+            <w:rStyle w:val="Hyperlink"/>
+          </w:rPr>
+          <w:t xml:space="preserve">AND</w:t>
+        </w:r>
+        <w:r>
+          <w:rPr>
+            <w:rStyle w:val="Hyperlink"/>
+          </w:rPr>
+          <w:t xml:space="preserve"> </w:t>
+        </w:r>
+        <w:r>
+          <w:rPr>
+            <w:rStyle w:val="Hyperlink"/>
+          </w:rPr>
+          <w:t xml:space="preserve">DEVELOPMENTAL</w:t>
+        </w:r>
+        <w:r>
+          <w:rPr>
+            <w:rStyle w:val="Hyperlink"/>
+          </w:rPr>
+          <w:t xml:space="preserve"> </w:t>
+        </w:r>
+        <w:r>
+          <w:rPr>
+            <w:rStyle w:val="Hyperlink"/>
+          </w:rPr>
+          <w:t xml:space="preserve">CONTEXT</w:t>
+        </w:r>
+      </w:hyperlink>
+      <w:r>
+        <w:t xml:space="preserve">.</w:t>
+      </w:r>
+      <w:r>
+        <w:t xml:space="preserve"> </w:t>
+      </w:r>
+      <w:r>
+        <w:rPr>
+          <w:iCs/>
+          <w:i/>
+        </w:rPr>
+        <w:t xml:space="preserve">Palaeontology</w:t>
+      </w:r>
+      <w:r>
+        <w:t xml:space="preserve">,</w:t>
+      </w:r>
+      <w:r>
+        <w:t xml:space="preserve"> </w:t>
+      </w:r>
+      <w:r>
+        <w:rPr>
+          <w:bCs/>
+          <w:b/>
+        </w:rPr>
+        <w:t xml:space="preserve">50</w:t>
+      </w:r>
+      <w:r>
+        <w:t xml:space="preserve">, 57–73.</w:t>
+      </w:r>
+    </w:p>
+    <w:bookmarkEnd w:id="89"/>
+    <w:bookmarkStart w:id="90" w:name="ref-felsenstein1985phylogenies"/>
+    <w:p>
+      <w:pPr>
+        <w:pStyle w:val="Bibliography"/>
+      </w:pPr>
+      <w:r>
+        <w:t xml:space="preserve">FELSENSTEIN, J. 1985. Phylogenies and the comparative method.</w:t>
+      </w:r>
+      <w:r>
+        <w:t xml:space="preserve"> </w:t>
+      </w:r>
+      <w:r>
+        <w:rPr>
+          <w:iCs/>
+          <w:i/>
+        </w:rPr>
+        <w:t xml:space="preserve">The American Naturalist</w:t>
+      </w:r>
+      <w:r>
+        <w:t xml:space="preserve">,</w:t>
+      </w:r>
+      <w:r>
+        <w:t xml:space="preserve"> </w:t>
+      </w:r>
+      <w:r>
+        <w:rPr>
+          <w:bCs/>
+          <w:b/>
+        </w:rPr>
+        <w:t xml:space="preserve">125</w:t>
+      </w:r>
+      <w:r>
+        <w:t xml:space="preserve">, 1–15.</w:t>
+      </w:r>
+    </w:p>
+    <w:bookmarkEnd w:id="90"/>
+    <w:bookmarkStart w:id="91" w:name="ref-finarelli2006ancestral"/>
+    <w:p>
+      <w:pPr>
+        <w:pStyle w:val="Bibliography"/>
+      </w:pPr>
+      <w:r>
+        <w:t xml:space="preserve">FINARELLI, J. A. and FLYNN, J. J. 2006. Ancestral state reconstruction of body size in the caniformia (carnivora, mammalia): The effects of incorporating data from the fossil record.</w:t>
+      </w:r>
+      <w:r>
+        <w:t xml:space="preserve"> </w:t>
+      </w:r>
+      <w:r>
+        <w:rPr>
+          <w:iCs/>
+          <w:i/>
+        </w:rPr>
+        <w:t xml:space="preserve">Systematic Biology</w:t>
+      </w:r>
+      <w:r>
+        <w:t xml:space="preserve">,</w:t>
+      </w:r>
+      <w:r>
+        <w:t xml:space="preserve"> </w:t>
+      </w:r>
+      <w:r>
+        <w:rPr>
+          <w:bCs/>
+          <w:b/>
+        </w:rPr>
+        <w:t xml:space="preserve">55</w:t>
+      </w:r>
+      <w:r>
+        <w:t xml:space="preserve">, 301–313.</w:t>
+      </w:r>
+    </w:p>
+    <w:bookmarkEnd w:id="91"/>
+    <w:bookmarkStart w:id="92" w:name="ref-finarelli2013potential"/>
+    <w:p>
+      <w:pPr>
+        <w:pStyle w:val="Bibliography"/>
+      </w:pPr>
+      <w:r>
+        <w:t xml:space="preserve">FINARELLI, J. A. and GOSWAMI, A. 2013. Potential pitfalls of reconstructing deep time evolutionary history with only extant data, a case study using the canidae (mammalia, carnivora).</w:t>
+      </w:r>
+      <w:r>
+        <w:t xml:space="preserve"> </w:t>
+      </w:r>
+      <w:r>
+        <w:rPr>
+          <w:iCs/>
+          <w:i/>
+        </w:rPr>
+        <w:t xml:space="preserve">Evolution</w:t>
+      </w:r>
+      <w:r>
+        <w:t xml:space="preserve">,</w:t>
+      </w:r>
+      <w:r>
+        <w:t xml:space="preserve"> </w:t>
+      </w:r>
+      <w:r>
+        <w:rPr>
+          <w:bCs/>
+          <w:b/>
+        </w:rPr>
+        <w:t xml:space="preserve">67</w:t>
+      </w:r>
+      <w:r>
+        <w:t xml:space="preserve">, 3678–3685.</w:t>
+      </w:r>
+    </w:p>
+    <w:bookmarkEnd w:id="92"/>
+    <w:bookmarkStart w:id="93" w:name="ref-flannery2019does"/>
+    <w:p>
+      <w:pPr>
+        <w:pStyle w:val="Bibliography"/>
+      </w:pPr>
+      <w:r>
+        <w:t xml:space="preserve">FLANNERY SUTHERLAND, J. T., MOON, B. C., STUBBS, T. L. and BENTON, M. J. 2019. Does exceptional preservation distort our view of disparity in the fossil record?</w:t>
+      </w:r>
+      <w:r>
+        <w:t xml:space="preserve"> </w:t>
+      </w:r>
+      <w:r>
+        <w:rPr>
+          <w:iCs/>
+          <w:i/>
+        </w:rPr>
+        <w:t xml:space="preserve">Proceedings of the Royal Society B</w:t>
+      </w:r>
+      <w:r>
+        <w:t xml:space="preserve">,</w:t>
+      </w:r>
+      <w:r>
+        <w:t xml:space="preserve"> </w:t>
+      </w:r>
+      <w:r>
+        <w:rPr>
+          <w:bCs/>
+          <w:b/>
+        </w:rPr>
+        <w:t xml:space="preserve">286</w:t>
+      </w:r>
+      <w:r>
+        <w:t xml:space="preserve">, 20190091.</w:t>
+      </w:r>
+    </w:p>
+    <w:bookmarkEnd w:id="93"/>
+    <w:bookmarkStart w:id="94" w:name="ref-foote1992rarefaction"/>
+    <w:p>
+      <w:pPr>
+        <w:pStyle w:val="Bibliography"/>
+      </w:pPr>
+      <w:r>
+        <w:t xml:space="preserve">FOOTE, M. 1992. Rarefaction analysis of morphological and taxonomic diversity.</w:t>
+      </w:r>
+      <w:r>
+        <w:t xml:space="preserve"> </w:t>
+      </w:r>
+      <w:r>
+        <w:rPr>
+          <w:iCs/>
+          <w:i/>
+        </w:rPr>
+        <w:t xml:space="preserve">Paleobiology</w:t>
+      </w:r>
+      <w:r>
+        <w:t xml:space="preserve">,</w:t>
+      </w:r>
+      <w:r>
+        <w:t xml:space="preserve"> </w:t>
+      </w:r>
+      <w:r>
+        <w:rPr>
+          <w:bCs/>
+          <w:b/>
+        </w:rPr>
+        <w:t xml:space="preserve">18</w:t>
+      </w:r>
+      <w:r>
+        <w:t xml:space="preserve">, 1–16.</w:t>
+      </w:r>
+    </w:p>
+    <w:bookmarkEnd w:id="94"/>
+    <w:bookmarkStart w:id="95" w:name="ref-foote1994morphological"/>
+    <w:p>
+      <w:pPr>
+        <w:pStyle w:val="Bibliography"/>
+      </w:pPr>
+      <w:r>
+        <w:t xml:space="preserve">FOOTE, M. 1994. Morphological disparity in ordovician-devonian crinoids and the early saturation of morphological space.</w:t>
+      </w:r>
+      <w:r>
+        <w:t xml:space="preserve"> </w:t>
+      </w:r>
+      <w:r>
+        <w:rPr>
+          <w:iCs/>
+          <w:i/>
+        </w:rPr>
+        <w:t xml:space="preserve">Paleobiology</w:t>
+      </w:r>
+      <w:r>
+        <w:t xml:space="preserve">,</w:t>
+      </w:r>
+      <w:r>
+        <w:t xml:space="preserve"> </w:t>
+      </w:r>
+      <w:r>
+        <w:rPr>
+          <w:bCs/>
+          <w:b/>
+        </w:rPr>
+        <w:t xml:space="preserve">20</w:t>
+      </w:r>
+      <w:r>
+        <w:t xml:space="preserve">, 320–344.</w:t>
+      </w:r>
+    </w:p>
+    <w:bookmarkEnd w:id="95"/>
+    <w:bookmarkStart w:id="96" w:name="ref-foote1997evolution"/>
+    <w:p>
+      <w:pPr>
+        <w:pStyle w:val="Bibliography"/>
+      </w:pPr>
+      <w:r>
+        <w:t xml:space="preserve">FOOTE, M. 1997. The evolution of morphological diversity.</w:t>
+      </w:r>
+      <w:r>
+        <w:t xml:space="preserve"> </w:t>
+      </w:r>
+      <w:r>
+        <w:rPr>
+          <w:iCs/>
+          <w:i/>
+        </w:rPr>
+        <w:t xml:space="preserve">Annual Review of Ecology and Systematics</w:t>
+      </w:r>
+      <w:r>
+        <w:t xml:space="preserve">,</w:t>
+      </w:r>
+      <w:r>
+        <w:t xml:space="preserve"> </w:t>
+      </w:r>
+      <w:r>
+        <w:rPr>
+          <w:bCs/>
+          <w:b/>
+        </w:rPr>
+        <w:t xml:space="preserve">28</w:t>
+      </w:r>
+      <w:r>
+        <w:t xml:space="preserve">, 129–152.</w:t>
+      </w:r>
+    </w:p>
+    <w:bookmarkEnd w:id="96"/>
+    <w:bookmarkStart w:id="97" w:name="ref-friedman2020body"/>
+    <w:p>
+      <w:pPr>
+        <w:pStyle w:val="Bibliography"/>
+      </w:pPr>
+      <w:r>
+        <w:t xml:space="preserve">FRIEDMAN, S., PRICE, S., CORN, K., LAROUCHE, O., MARTINEZ, C. and WAINWRIGHT, P. 2020. Body shape diversification along the benthic–pelagic axis in marine fishes.</w:t>
+      </w:r>
+      <w:r>
+        <w:t xml:space="preserve"> </w:t>
+      </w:r>
+      <w:r>
+        <w:rPr>
+          <w:iCs/>
+          <w:i/>
+        </w:rPr>
+        <w:t xml:space="preserve">Proceedings of the Royal Society B: Biological Sciences</w:t>
+      </w:r>
+      <w:r>
+        <w:t xml:space="preserve">,</w:t>
+      </w:r>
+      <w:r>
+        <w:t xml:space="preserve"> </w:t>
+      </w:r>
+      <w:r>
+        <w:rPr>
+          <w:bCs/>
+          <w:b/>
+        </w:rPr>
+        <w:t xml:space="preserve">287</w:t>
+      </w:r>
+      <w:r>
+        <w:t xml:space="preserve">.</w:t>
+      </w:r>
+    </w:p>
+    <w:bookmarkEnd w:id="97"/>
+    <w:bookmarkStart w:id="98" w:name="ref-garcia2017phenotypic"/>
+    <w:p>
+      <w:pPr>
+        <w:pStyle w:val="Bibliography"/>
+      </w:pPr>
+      <w:r>
+        <w:t xml:space="preserve">GARCÍA-NAVAS, V., NOGUERALES, V., CORDERO, P. J. and ORTEGO, J. 2017. Phenotypic disparity in iberian short-horned grasshoppers (acrididae): The role of ecology and phylogeny.</w:t>
+      </w:r>
+      <w:r>
+        <w:t xml:space="preserve"> </w:t>
+      </w:r>
+      <w:r>
+        <w:rPr>
+          <w:iCs/>
+          <w:i/>
+        </w:rPr>
+        <w:t xml:space="preserve">BMC Evolutionary Biology</w:t>
+      </w:r>
+      <w:r>
+        <w:t xml:space="preserve">,</w:t>
+      </w:r>
+      <w:r>
+        <w:t xml:space="preserve"> </w:t>
+      </w:r>
+      <w:r>
+        <w:rPr>
+          <w:bCs/>
+          <w:b/>
+        </w:rPr>
+        <w:t xml:space="preserve">17</w:t>
+      </w:r>
+      <w:r>
+        <w:t xml:space="preserve">, 109.</w:t>
+      </w:r>
+    </w:p>
+    <w:bookmarkEnd w:id="98"/>
+    <w:bookmarkStart w:id="99" w:name="ref-gascuel2014predicting"/>
+    <w:p>
+      <w:pPr>
+        <w:pStyle w:val="Bibliography"/>
+      </w:pPr>
+      <w:r>
+        <w:t xml:space="preserve">GASCUEL, O. and STEEL, M. 2014. Predicting the ancestral character changes in a tree is typically easier than predicting the root state.</w:t>
+      </w:r>
+      <w:r>
+        <w:t xml:space="preserve"> </w:t>
+      </w:r>
+      <w:r>
+        <w:rPr>
+          <w:iCs/>
+          <w:i/>
+        </w:rPr>
+        <w:t xml:space="preserve">Systematic biology</w:t>
+      </w:r>
+      <w:r>
+        <w:t xml:space="preserve">,</w:t>
+      </w:r>
+      <w:r>
+        <w:t xml:space="preserve"> </w:t>
+      </w:r>
+      <w:r>
+        <w:rPr>
+          <w:bCs/>
+          <w:b/>
+        </w:rPr>
+        <w:t xml:space="preserve">63</w:t>
+      </w:r>
+      <w:r>
+        <w:t xml:space="preserve">, 421–435.</w:t>
+      </w:r>
+    </w:p>
+    <w:bookmarkEnd w:id="99"/>
+    <w:bookmarkStart w:id="100" w:name="ref-gascuel2020darwinian"/>
+    <w:p>
+      <w:pPr>
+        <w:pStyle w:val="Bibliography"/>
+      </w:pPr>
+      <w:r>
+        <w:t xml:space="preserve">GASCUEL, O. and STEEL, M. 2020. A darwinian uncertainty principle.</w:t>
+      </w:r>
+      <w:r>
+        <w:t xml:space="preserve"> </w:t>
+      </w:r>
+      <w:r>
+        <w:rPr>
+          <w:iCs/>
+          <w:i/>
+        </w:rPr>
+        <w:t xml:space="preserve">Systematic Biology</w:t>
+      </w:r>
+      <w:r>
+        <w:t xml:space="preserve">,</w:t>
+      </w:r>
+      <w:r>
+        <w:t xml:space="preserve"> </w:t>
+      </w:r>
+      <w:r>
+        <w:rPr>
+          <w:bCs/>
+          <w:b/>
+        </w:rPr>
+        <w:t xml:space="preserve">69</w:t>
+      </w:r>
+      <w:r>
+        <w:t xml:space="preserve">, 521–529.</w:t>
+      </w:r>
+    </w:p>
+    <w:bookmarkEnd w:id="100"/>
+    <w:bookmarkStart w:id="101" w:name="ref-gearty2024impact"/>
+    <w:p>
+      <w:pPr>
+        <w:pStyle w:val="Bibliography"/>
+      </w:pPr>
+      <w:r>
+        <w:t xml:space="preserve">GEARTY, W., ALLEN, B., GODOY, P. L. and CHIARENZA, A. A. 2024. The impact of tip age distribution on reconstructing trait evolution using phylogenetic comparative methods.</w:t>
+      </w:r>
+    </w:p>
+    <w:bookmarkEnd w:id="101"/>
+    <w:bookmarkStart w:id="102" w:name="ref-gerber2019use"/>
+    <w:p>
+      <w:pPr>
+        <w:pStyle w:val="Bibliography"/>
+      </w:pPr>
+      <w:r>
+        <w:t xml:space="preserve">GERBER, S. 2019. Use and misuse of discrete character data for morphospace and disparity analyses.</w:t>
+      </w:r>
+      <w:r>
+        <w:t xml:space="preserve"> </w:t>
+      </w:r>
+      <w:r>
+        <w:rPr>
+          <w:iCs/>
+          <w:i/>
+        </w:rPr>
+        <w:t xml:space="preserve">Palaeontology</w:t>
+      </w:r>
+      <w:r>
+        <w:t xml:space="preserve">,</w:t>
+      </w:r>
+      <w:r>
+        <w:t xml:space="preserve"> </w:t>
+      </w:r>
+      <w:r>
+        <w:rPr>
+          <w:bCs/>
+          <w:b/>
+        </w:rPr>
+        <w:t xml:space="preserve">62</w:t>
+      </w:r>
+      <w:r>
+        <w:t xml:space="preserve">, 305–319.</w:t>
+      </w:r>
+    </w:p>
+    <w:bookmarkEnd w:id="102"/>
+    <w:bookmarkStart w:id="103" w:name="ref-goldberg2008phylogenetic"/>
+    <w:p>
+      <w:pPr>
+        <w:pStyle w:val="Bibliography"/>
+      </w:pPr>
+      <w:r>
+        <w:t xml:space="preserve">GOLDBERG, E. E. and IGIĆ, B. 2008. On phylogenetic tests of irreversible evolution.</w:t>
+      </w:r>
+      <w:r>
+        <w:t xml:space="preserve"> </w:t>
+      </w:r>
+      <w:r>
+        <w:rPr>
+          <w:iCs/>
+          <w:i/>
+        </w:rPr>
+        <w:t xml:space="preserve">Evolution</w:t>
+      </w:r>
+      <w:r>
+        <w:t xml:space="preserve">,</w:t>
+      </w:r>
+      <w:r>
+        <w:t xml:space="preserve"> </w:t>
+      </w:r>
+      <w:r>
+        <w:rPr>
+          <w:bCs/>
+          <w:b/>
+        </w:rPr>
+        <w:t xml:space="preserve">62</w:t>
+      </w:r>
+      <w:r>
+        <w:t xml:space="preserve">, 2727–2741.</w:t>
+      </w:r>
+    </w:p>
+    <w:bookmarkEnd w:id="103"/>
+    <w:bookmarkStart w:id="104" w:name="ref-goswami2025morphological"/>
+    <w:p>
+      <w:pPr>
+        <w:pStyle w:val="Bibliography"/>
+      </w:pPr>
+      <w:r>
+        <w:t xml:space="preserve">GOSWAMI, A. and CLAVEL, J. 2025. Morphological evolution in a time of phenomics.</w:t>
+      </w:r>
+      <w:r>
+        <w:t xml:space="preserve"> </w:t>
+      </w:r>
+      <w:r>
+        <w:rPr>
+          <w:iCs/>
+          <w:i/>
+        </w:rPr>
+        <w:t xml:space="preserve">Paleobiology</w:t>
+      </w:r>
+      <w:r>
+        <w:t xml:space="preserve">,</w:t>
+      </w:r>
+      <w:r>
+        <w:t xml:space="preserve"> </w:t>
+      </w:r>
+      <w:r>
+        <w:rPr>
+          <w:bCs/>
+          <w:b/>
+        </w:rPr>
+        <w:t xml:space="preserve">51</w:t>
+      </w:r>
+      <w:r>
+        <w:t xml:space="preserve">, 195–213.</w:t>
+      </w:r>
+    </w:p>
+    <w:bookmarkEnd w:id="104"/>
+    <w:bookmarkStart w:id="105" w:name="ref-gray2019exceptional"/>
+    <w:p>
+      <w:pPr>
+        <w:pStyle w:val="Bibliography"/>
+      </w:pPr>
+      <w:r>
+        <w:t xml:space="preserve">GRAY, J. A., HUTCHINSON, M. N. and JONES, M. E. 2019. Exceptional disparity in australian agamid lizards is a possible result of arrival into vacant niche.</w:t>
+      </w:r>
+      <w:r>
+        <w:t xml:space="preserve"> </w:t>
+      </w:r>
+      <w:r>
+        <w:rPr>
+          <w:iCs/>
+          <w:i/>
+        </w:rPr>
+        <w:t xml:space="preserve">The Anatomical Record</w:t>
+      </w:r>
+      <w:r>
+        <w:t xml:space="preserve">,</w:t>
+      </w:r>
+      <w:r>
+        <w:t xml:space="preserve"> </w:t>
+      </w:r>
+      <w:r>
+        <w:rPr>
+          <w:bCs/>
+          <w:b/>
+        </w:rPr>
+        <w:t xml:space="preserve">302</w:t>
+      </w:r>
+      <w:r>
+        <w:t xml:space="preserve">, 1536–1543.</w:t>
+      </w:r>
+    </w:p>
+    <w:bookmarkEnd w:id="105"/>
+    <w:bookmarkStart w:id="106" w:name="ref-guillerme2018disprity"/>
+    <w:p>
+      <w:pPr>
+        <w:pStyle w:val="Bibliography"/>
+      </w:pPr>
+      <w:r>
+        <w:t xml:space="preserve">GUILLERME, T. 2018. dispRity: A modular r package for measuring disparity.</w:t>
+      </w:r>
+      <w:r>
+        <w:t xml:space="preserve"> </w:t>
+      </w:r>
+      <w:r>
+        <w:rPr>
+          <w:iCs/>
+          <w:i/>
+        </w:rPr>
+        <w:t xml:space="preserve">Methods in Ecology and Evolution</w:t>
+      </w:r>
+      <w:r>
+        <w:t xml:space="preserve">,</w:t>
+      </w:r>
+      <w:r>
+        <w:t xml:space="preserve"> </w:t>
+      </w:r>
+      <w:r>
+        <w:rPr>
+          <w:bCs/>
+          <w:b/>
+        </w:rPr>
+        <w:t xml:space="preserve">9</w:t>
+      </w:r>
+      <w:r>
+        <w:t xml:space="preserve">, 1755–1763.</w:t>
+      </w:r>
+    </w:p>
+    <w:bookmarkEnd w:id="106"/>
+    <w:bookmarkStart w:id="107" w:name="ref-guillerme2024treats"/>
+    <w:p>
+      <w:pPr>
+        <w:pStyle w:val="Bibliography"/>
+      </w:pPr>
+      <w:r>
+        <w:t xml:space="preserve">GUILLERME, T. 2024. Treats: A modular r package for simulating trees and traits.</w:t>
+      </w:r>
+      <w:r>
+        <w:t xml:space="preserve"> </w:t>
+      </w:r>
+      <w:r>
+        <w:rPr>
+          <w:iCs/>
+          <w:i/>
+        </w:rPr>
+        <w:t xml:space="preserve">Methods in Ecology and Evolution</w:t>
+      </w:r>
+      <w:r>
+        <w:t xml:space="preserve">,</w:t>
+      </w:r>
+      <w:r>
+        <w:t xml:space="preserve"> </w:t>
+      </w:r>
+      <w:r>
+        <w:rPr>
+          <w:bCs/>
+          <w:b/>
+        </w:rPr>
+        <w:t xml:space="preserve">15</w:t>
+      </w:r>
+      <w:r>
+        <w:t xml:space="preserve">, 647–656.</w:t>
+      </w:r>
+    </w:p>
+    <w:bookmarkEnd w:id="107"/>
+    <w:bookmarkStart w:id="108" w:name="ref-guillerme2020disparities"/>
+    <w:p>
+      <w:pPr>
+        <w:pStyle w:val="Bibliography"/>
+      </w:pPr>
+      <w:r>
+        <w:t xml:space="preserve">GUILLERME, T., COOPER, N., BRUSATTE, S. L., DAVIS, K. E., JACKSON, A. L., GERBER, S., GOSWAMI, A., HEALY, K., HOPKINS, M. J., JONES, M. E. and OTHERS. 2020</w:t>
+      </w:r>
+      <w:r>
+        <w:rPr>
+          <w:iCs/>
+          <w:i/>
+        </w:rPr>
+        <w:t xml:space="preserve">a</w:t>
+      </w:r>
+      <w:r>
+        <w:t xml:space="preserve">. Disparities in the analysis of morphological disparity.</w:t>
+      </w:r>
+      <w:r>
+        <w:t xml:space="preserve"> </w:t>
+      </w:r>
+      <w:r>
+        <w:rPr>
+          <w:iCs/>
+          <w:i/>
+        </w:rPr>
+        <w:t xml:space="preserve">Biology letters</w:t>
+      </w:r>
+      <w:r>
+        <w:t xml:space="preserve">,</w:t>
+      </w:r>
+      <w:r>
+        <w:t xml:space="preserve"> </w:t>
+      </w:r>
+      <w:r>
+        <w:rPr>
+          <w:bCs/>
+          <w:b/>
+        </w:rPr>
+        <w:t xml:space="preserve">16</w:t>
+      </w:r>
+      <w:r>
+        <w:t xml:space="preserve">, 20200199.</w:t>
+      </w:r>
+    </w:p>
+    <w:bookmarkEnd w:id="108"/>
+    <w:bookmarkStart w:id="109" w:name="ref-guillerme2016effects"/>
+    <w:p>
+      <w:pPr>
+        <w:pStyle w:val="Bibliography"/>
+      </w:pPr>
+      <w:r>
+        <w:t xml:space="preserve">GUILLERME, T. and COOPER, N. 2016. Effects of missing data on topological inference using a total evidence approach.</w:t>
+      </w:r>
+      <w:r>
+        <w:t xml:space="preserve"> </w:t>
+      </w:r>
+      <w:r>
+        <w:rPr>
+          <w:iCs/>
+          <w:i/>
+        </w:rPr>
+        <w:t xml:space="preserve">Molecular phylogenetics and evolution</w:t>
+      </w:r>
+      <w:r>
+        <w:t xml:space="preserve">,</w:t>
+      </w:r>
+      <w:r>
+        <w:t xml:space="preserve"> </w:t>
+      </w:r>
+      <w:r>
+        <w:rPr>
+          <w:bCs/>
+          <w:b/>
+        </w:rPr>
+        <w:t xml:space="preserve">94</w:t>
+      </w:r>
+      <w:r>
+        <w:t xml:space="preserve">, 146–158.</w:t>
+      </w:r>
+    </w:p>
+    <w:bookmarkEnd w:id="109"/>
+    <w:bookmarkStart w:id="110" w:name="ref-guillerme2020shifting"/>
+    <w:p>
+      <w:pPr>
+        <w:pStyle w:val="Bibliography"/>
+      </w:pPr>
+      <w:r>
+        <w:t xml:space="preserve">GUILLERME, T., PUTTICK, M. N., MARCY, A. E. and WEISBECKER, V. 2020</w:t>
+      </w:r>
+      <w:r>
+        <w:rPr>
+          <w:iCs/>
+          <w:i/>
+        </w:rPr>
+        <w:t xml:space="preserve">b</w:t>
+      </w:r>
+      <w:r>
+        <w:t xml:space="preserve">. Shifting spaces: Which disparity or dissimilarity measurement best summarize occupancy in multidimensional spaces?</w:t>
+      </w:r>
+      <w:r>
+        <w:t xml:space="preserve"> </w:t>
+      </w:r>
+      <w:r>
+        <w:rPr>
+          <w:iCs/>
+          <w:i/>
+        </w:rPr>
+        <w:t xml:space="preserve">Ecology and evolution</w:t>
+      </w:r>
+      <w:r>
+        <w:t xml:space="preserve">,</w:t>
+      </w:r>
+      <w:r>
+        <w:t xml:space="preserve"> </w:t>
+      </w:r>
+      <w:r>
+        <w:rPr>
+          <w:bCs/>
+          <w:b/>
+        </w:rPr>
+        <w:t xml:space="preserve">10</w:t>
+      </w:r>
+      <w:r>
+        <w:t xml:space="preserve">, 7261–7275.</w:t>
+      </w:r>
+    </w:p>
+    <w:bookmarkEnd w:id="110"/>
+    <w:bookmarkStart w:id="111" w:name="ref-guillerme2025and"/>
+    <w:p>
+      <w:pPr>
+        <w:pStyle w:val="Bibliography"/>
+      </w:pPr>
+      <w:r>
+        <w:t xml:space="preserve">GUILLERME, T., CARDOSO, P., JØRGENSEN, M. W., MAMMOLA, S. and MATTHEWS, T. J. 2025. The what, how, and why of trait-based analyses in ecology.</w:t>
+      </w:r>
+      <w:r>
+        <w:t xml:space="preserve"> </w:t>
+      </w:r>
+      <w:r>
+        <w:rPr>
+          <w:iCs/>
+          <w:i/>
+        </w:rPr>
+        <w:t xml:space="preserve">Ecography</w:t>
+      </w:r>
+      <w:r>
+        <w:t xml:space="preserve">, e07580.</w:t>
+      </w:r>
+    </w:p>
+    <w:bookmarkEnd w:id="111"/>
+    <w:bookmarkStart w:id="112" w:name="ref-halliday2016eutherian"/>
+    <w:p>
+      <w:pPr>
+        <w:pStyle w:val="Bibliography"/>
+      </w:pPr>
+      <w:r>
+        <w:t xml:space="preserve">HALLIDAY, T. J. D. and GOSWAMI, A. 2016. Eutherian morphological disparity across the end-cretaceous mass extinction.</w:t>
+      </w:r>
+      <w:r>
+        <w:t xml:space="preserve"> </w:t>
+      </w:r>
+      <w:r>
+        <w:rPr>
+          <w:iCs/>
+          <w:i/>
+        </w:rPr>
+        <w:t xml:space="preserve">Biological Journal of the Linnean Society</w:t>
+      </w:r>
+      <w:r>
+        <w:t xml:space="preserve">,</w:t>
+      </w:r>
+      <w:r>
+        <w:t xml:space="preserve"> </w:t>
+      </w:r>
+      <w:r>
+        <w:rPr>
+          <w:bCs/>
+          <w:b/>
+        </w:rPr>
+        <w:t xml:space="preserve">118</w:t>
+      </w:r>
+      <w:r>
+        <w:t xml:space="preserve">, 152–168.</w:t>
+      </w:r>
+    </w:p>
+    <w:bookmarkEnd w:id="112"/>
+    <w:bookmarkStart w:id="113" w:name="ref-harmon2010early"/>
+    <w:p>
+      <w:pPr>
+        <w:pStyle w:val="Bibliography"/>
+      </w:pPr>
+      <w:r>
+        <w:t xml:space="preserve">HARMON, L. J., LOSOS, J. B., JONATHAN DAVIES, T., GILLESPIE, R. G., GITTLEMAN, J. L., BRYAN JENNINGS, W., KOZAK, K. H., MCPEEK, M. A., MORENO-ROARK, F., NEAR, T. J. and OTHERS. 2010. Early bursts of body size and shape evolution are rare in comparative data.</w:t>
+      </w:r>
+      <w:r>
+        <w:t xml:space="preserve"> </w:t>
+      </w:r>
+      <w:r>
+        <w:rPr>
+          <w:iCs/>
+          <w:i/>
+        </w:rPr>
+        <w:t xml:space="preserve">Evolution</w:t>
+      </w:r>
+      <w:r>
+        <w:t xml:space="preserve">,</w:t>
+      </w:r>
+      <w:r>
+        <w:t xml:space="preserve"> </w:t>
+      </w:r>
+      <w:r>
+        <w:rPr>
+          <w:bCs/>
+          <w:b/>
+        </w:rPr>
+        <w:t xml:space="preserve">64</w:t>
+      </w:r>
+      <w:r>
+        <w:t xml:space="preserve">, 2385–2396.</w:t>
+      </w:r>
+    </w:p>
+    <w:bookmarkEnd w:id="113"/>
+    <w:bookmarkStart w:id="114" w:name="ref-harmon2003tempo"/>
+    <w:p>
+      <w:pPr>
+        <w:pStyle w:val="Bibliography"/>
+      </w:pPr>
+      <w:r>
+        <w:t xml:space="preserve">HARMON, L. J., SCHULTE, J. A., LARSON, A. and LOSOS, J. B. 2003. Tempo and mode of evolutionary radiation in iguanian lizards.</w:t>
+      </w:r>
+      <w:r>
+        <w:t xml:space="preserve"> </w:t>
+      </w:r>
+      <w:r>
+        <w:rPr>
+          <w:iCs/>
+          <w:i/>
+        </w:rPr>
+        <w:t xml:space="preserve">Science</w:t>
+      </w:r>
+      <w:r>
+        <w:t xml:space="preserve">,</w:t>
+      </w:r>
+      <w:r>
+        <w:t xml:space="preserve"> </w:t>
+      </w:r>
+      <w:r>
+        <w:rPr>
+          <w:bCs/>
+          <w:b/>
+        </w:rPr>
+        <w:t xml:space="preserve">301</w:t>
+      </w:r>
+      <w:r>
+        <w:t xml:space="preserve">, 961–964.</w:t>
+      </w:r>
+    </w:p>
+    <w:bookmarkEnd w:id="114"/>
+    <w:bookmarkStart w:id="115" w:name="ref-harrington2017rate"/>
+    <w:p>
+      <w:pPr>
+        <w:pStyle w:val="Bibliography"/>
+      </w:pPr>
+      <w:r>
+        <w:t xml:space="preserve">HARRINGTON, S. and REEDER, T. W. 2017. Rate heterogeneity across squamata, misleading ancestral state reconstruction and the importance of proper null model specification.</w:t>
+      </w:r>
+      <w:r>
+        <w:t xml:space="preserve"> </w:t>
+      </w:r>
+      <w:r>
+        <w:rPr>
+          <w:iCs/>
+          <w:i/>
+        </w:rPr>
+        <w:t xml:space="preserve">Journal of evolutionary biology</w:t>
+      </w:r>
+      <w:r>
+        <w:t xml:space="preserve">,</w:t>
+      </w:r>
+      <w:r>
+        <w:t xml:space="preserve"> </w:t>
+      </w:r>
+      <w:r>
+        <w:rPr>
+          <w:bCs/>
+          <w:b/>
+        </w:rPr>
+        <w:t xml:space="preserve">30</w:t>
+      </w:r>
+      <w:r>
+        <w:t xml:space="preserve">, 313–325.</w:t>
+      </w:r>
+    </w:p>
+    <w:bookmarkEnd w:id="115"/>
+    <w:bookmarkStart w:id="116" w:name="ref-henao2019macroevolutionary"/>
+    <w:p>
+      <w:pPr>
+        <w:pStyle w:val="Bibliography"/>
+      </w:pPr>
+      <w:r>
+        <w:t xml:space="preserve">HENAO DIAZ, L. F., HARMON, L. J., SUGAWARA, M. T., MILLER, E. T. and PENNELL, M. W. 2019. Macroevolutionary diversification rates show time dependency.</w:t>
+      </w:r>
+      <w:r>
+        <w:t xml:space="preserve"> </w:t>
+      </w:r>
+      <w:r>
+        <w:rPr>
+          <w:iCs/>
+          <w:i/>
+        </w:rPr>
+        <w:t xml:space="preserve">Proceedings of the National Academy of Sciences</w:t>
+      </w:r>
+      <w:r>
+        <w:t xml:space="preserve">,</w:t>
+      </w:r>
+      <w:r>
+        <w:t xml:space="preserve"> </w:t>
+      </w:r>
+      <w:r>
+        <w:rPr>
+          <w:bCs/>
+          <w:b/>
+        </w:rPr>
+        <w:t xml:space="preserve">116</w:t>
+      </w:r>
+      <w:r>
+        <w:t xml:space="preserve">, 7403–7408.</w:t>
+      </w:r>
+    </w:p>
+    <w:bookmarkEnd w:id="116"/>
+    <w:bookmarkStart w:id="117" w:name="ref-holland2020accuracy"/>
+    <w:p>
+      <w:pPr>
+        <w:pStyle w:val="Bibliography"/>
+      </w:pPr>
+      <w:r>
+        <w:t xml:space="preserve">HOLLAND, B. R., KETELAAR-JONES, S., O’MARA, A. R., WOODHAMS, M. D. and JORDAN, G. J. 2020. Accuracy of ancestral state reconstruction for non-neutral traits.</w:t>
+      </w:r>
+      <w:r>
+        <w:t xml:space="preserve"> </w:t>
+      </w:r>
+      <w:r>
+        <w:rPr>
+          <w:iCs/>
+          <w:i/>
+        </w:rPr>
+        <w:t xml:space="preserve">Scientific Reports</w:t>
+      </w:r>
+      <w:r>
+        <w:t xml:space="preserve">,</w:t>
+      </w:r>
+      <w:r>
+        <w:t xml:space="preserve"> </w:t>
+      </w:r>
+      <w:r>
+        <w:rPr>
+          <w:bCs/>
+          <w:b/>
+        </w:rPr>
+        <w:t xml:space="preserve">10</w:t>
+      </w:r>
+      <w:r>
+        <w:t xml:space="preserve">, 7644.</w:t>
+      </w:r>
+    </w:p>
+    <w:bookmarkEnd w:id="117"/>
+    <w:bookmarkStart w:id="118" w:name="ref-hughes2013clades"/>
+    <w:p>
+      <w:pPr>
+        <w:pStyle w:val="Bibliography"/>
+      </w:pPr>
+      <w:r>
+        <w:t xml:space="preserve">HUGHES, M., GERBER, S. and WILLS, M. A. 2013. Clades reach highest morphological disparity early in their evolution.</w:t>
+      </w:r>
+      <w:r>
+        <w:t xml:space="preserve"> </w:t>
+      </w:r>
+      <w:r>
+        <w:rPr>
+          <w:iCs/>
+          <w:i/>
+        </w:rPr>
+        <w:t xml:space="preserve">Proceedings of the National Academy of Sciences</w:t>
+      </w:r>
+      <w:r>
+        <w:t xml:space="preserve">,</w:t>
+      </w:r>
+      <w:r>
+        <w:t xml:space="preserve"> </w:t>
+      </w:r>
+      <w:r>
+        <w:rPr>
+          <w:bCs/>
+          <w:b/>
+        </w:rPr>
+        <w:t xml:space="preserve">110</w:t>
+      </w:r>
+      <w:r>
+        <w:t xml:space="preserve">, 13875–13879.</w:t>
+      </w:r>
+    </w:p>
+    <w:bookmarkEnd w:id="118"/>
+    <w:bookmarkStart w:id="119" w:name="ref-jetz2018interplay"/>
+    <w:p>
+      <w:pPr>
+        <w:pStyle w:val="Bibliography"/>
+      </w:pPr>
+      <w:r>
+        <w:t xml:space="preserve">JETZ, W. and PYRON, R. A. 2018. The interplay of past diversification and evolutionary isolation with present imperilment across the amphibian tree of life.</w:t>
+      </w:r>
+      <w:r>
+        <w:t xml:space="preserve"> </w:t>
+      </w:r>
+      <w:r>
+        <w:rPr>
+          <w:iCs/>
+          <w:i/>
+        </w:rPr>
+        <w:t xml:space="preserve">Nature ecology &amp; evolution</w:t>
+      </w:r>
+      <w:r>
+        <w:t xml:space="preserve">,</w:t>
+      </w:r>
+      <w:r>
+        <w:t xml:space="preserve"> </w:t>
+      </w:r>
+      <w:r>
+        <w:rPr>
+          <w:bCs/>
+          <w:b/>
+        </w:rPr>
+        <w:t xml:space="preserve">2</w:t>
+      </w:r>
+      <w:r>
+        <w:t xml:space="preserve">, 850–858.</w:t>
+      </w:r>
+    </w:p>
+    <w:bookmarkEnd w:id="119"/>
+    <w:bookmarkStart w:id="120" w:name="ref-joy2016ancestral"/>
+    <w:p>
+      <w:pPr>
+        <w:pStyle w:val="Bibliography"/>
+      </w:pPr>
+      <w:r>
+        <w:t xml:space="preserve">JOY, J. B., LIANG, R. H., MCCLOSKEY, R. M., NGUYEN, T. and POON, A. F. 2016. Ancestral reconstruction.</w:t>
+      </w:r>
+      <w:r>
+        <w:t xml:space="preserve"> </w:t>
+      </w:r>
+      <w:r>
+        <w:rPr>
+          <w:iCs/>
+          <w:i/>
+        </w:rPr>
+        <w:t xml:space="preserve">PLoS computational biology</w:t>
+      </w:r>
+      <w:r>
+        <w:t xml:space="preserve">,</w:t>
+      </w:r>
+      <w:r>
+        <w:t xml:space="preserve"> </w:t>
+      </w:r>
+      <w:r>
+        <w:rPr>
+          <w:bCs/>
+          <w:b/>
+        </w:rPr>
+        <w:t xml:space="preserve">12</w:t>
+      </w:r>
+      <w:r>
+        <w:t xml:space="preserve">, e1004763.</w:t>
+      </w:r>
+    </w:p>
+    <w:bookmarkEnd w:id="120"/>
+    <w:bookmarkStart w:id="121" w:name="ref-keating2023best"/>
+    <w:p>
+      <w:pPr>
+        <w:pStyle w:val="Bibliography"/>
+      </w:pPr>
+      <w:r>
+        <w:t xml:space="preserve">KEATING, J. N. 2023. What is the best method for estimating ancestral states from discrete characters?</w:t>
+      </w:r>
+      <w:r>
+        <w:t xml:space="preserve"> </w:t>
+      </w:r>
+      <w:r>
+        <w:rPr>
+          <w:iCs/>
+          <w:i/>
+        </w:rPr>
+        <w:t xml:space="preserve">bioRxiv</w:t>
+      </w:r>
+      <w:r>
+        <w:t xml:space="preserve">, 2023–08.</w:t>
+      </w:r>
+    </w:p>
+    <w:bookmarkEnd w:id="121"/>
+    <w:bookmarkStart w:id="122" w:name="ref-king2015ancestral"/>
+    <w:p>
+      <w:pPr>
+        <w:pStyle w:val="Bibliography"/>
+      </w:pPr>
+      <w:r>
+        <w:t xml:space="preserve">KING, B. and LEE, M. S. 2015. Ancestral state reconstruction, rate heterogeneity, and the evolution of reptile viviparity.</w:t>
+      </w:r>
+      <w:r>
+        <w:t xml:space="preserve"> </w:t>
+      </w:r>
+      <w:r>
+        <w:rPr>
+          <w:iCs/>
+          <w:i/>
+        </w:rPr>
+        <w:t xml:space="preserve">Systematic Biology</w:t>
+      </w:r>
+      <w:r>
+        <w:t xml:space="preserve">,</w:t>
+      </w:r>
+      <w:r>
+        <w:t xml:space="preserve"> </w:t>
+      </w:r>
+      <w:r>
+        <w:rPr>
+          <w:bCs/>
+          <w:b/>
+        </w:rPr>
+        <w:t xml:space="preserve">64</w:t>
+      </w:r>
+      <w:r>
+        <w:t xml:space="preserve">, 532–544.</w:t>
+      </w:r>
+    </w:p>
+    <w:bookmarkEnd w:id="122"/>
+    <w:bookmarkStart w:id="124" w:name="ref-lenth2025emmeans"/>
+    <w:p>
+      <w:pPr>
+        <w:pStyle w:val="Bibliography"/>
+      </w:pPr>
+      <w:r>
+        <w:t xml:space="preserve">LENTH, R. V. and PIASKOWSKI, J. 2025.</w:t>
+      </w:r>
+      <w:r>
+        <w:t xml:space="preserve"> </w:t>
+      </w:r>
+      <w:hyperlink r:id="rId123">
+        <w:r>
+          <w:rPr>
+            <w:rStyle w:val="Hyperlink"/>
+            <w:iCs/>
+            <w:i/>
+          </w:rPr>
+          <w:t xml:space="preserve">Emmeans: Estimated marginal means, aka least-squares means</w:t>
+        </w:r>
+      </w:hyperlink>
+      <w:r>
+        <w:t xml:space="preserve">.</w:t>
+      </w:r>
+    </w:p>
+    <w:bookmarkEnd w:id="124"/>
+    <w:bookmarkStart w:id="125" w:name="ref-lewis2001likelihood"/>
+    <w:p>
+      <w:pPr>
+        <w:pStyle w:val="Bibliography"/>
+      </w:pPr>
+      <w:r>
+        <w:t xml:space="preserve">LEWIS, P. O. 2001. A likelihood approach to estimating phylogeny from discrete morphological character data.</w:t>
+      </w:r>
+      <w:r>
+        <w:t xml:space="preserve"> </w:t>
+      </w:r>
+      <w:r>
+        <w:rPr>
+          <w:iCs/>
+          <w:i/>
+        </w:rPr>
+        <w:t xml:space="preserve">Systematic biology</w:t>
+      </w:r>
+      <w:r>
+        <w:t xml:space="preserve">,</w:t>
+      </w:r>
+      <w:r>
+        <w:t xml:space="preserve"> </w:t>
+      </w:r>
+      <w:r>
+        <w:rPr>
+          <w:bCs/>
+          <w:b/>
+        </w:rPr>
+        <w:t xml:space="preserve">50</w:t>
+      </w:r>
+      <w:r>
+        <w:t xml:space="preserve">, 913–925.</w:t>
+      </w:r>
+    </w:p>
+    <w:bookmarkEnd w:id="125"/>
+    <w:bookmarkStart w:id="126" w:name="ref-liu2024heterogeneous"/>
+    <w:p>
+      <w:pPr>
+        <w:pStyle w:val="Bibliography"/>
+      </w:pPr>
+      <w:r>
+        <w:t xml:space="preserve">LIU, X., SONG, H., CHU, D., DAI, X., WANG, F. and SILVESTRO, D. 2024. Heterogeneous selectivity and morphological evolution of marine clades during the permian–triassic mass extinction.</w:t>
+      </w:r>
+      <w:r>
+        <w:t xml:space="preserve"> </w:t>
+      </w:r>
+      <w:r>
+        <w:rPr>
+          <w:iCs/>
+          <w:i/>
+        </w:rPr>
+        <w:t xml:space="preserve">Nature Ecology &amp; Evolution</w:t>
+      </w:r>
+      <w:r>
+        <w:t xml:space="preserve">,</w:t>
+      </w:r>
+      <w:r>
+        <w:t xml:space="preserve"> </w:t>
+      </w:r>
+      <w:r>
+        <w:rPr>
+          <w:bCs/>
+          <w:b/>
+        </w:rPr>
+        <w:t xml:space="preserve">8</w:t>
+      </w:r>
+      <w:r>
+        <w:t xml:space="preserve">, 1248–1258.</w:t>
+      </w:r>
+    </w:p>
+    <w:bookmarkEnd w:id="126"/>
+    <w:bookmarkStart w:id="127" w:name="ref-lloyd2016estimating"/>
+    <w:p>
+      <w:pPr>
+        <w:pStyle w:val="Bibliography"/>
+      </w:pPr>
+      <w:r>
+        <w:t xml:space="preserve">LLOYD, G. T. 2016. Estimating morphological diversity and tempo with discrete character-taxon matrices: Implementation, challenges, progress, and future directions.</w:t>
+      </w:r>
+      <w:r>
+        <w:t xml:space="preserve"> </w:t>
+      </w:r>
+      <w:r>
+        <w:rPr>
+          <w:iCs/>
+          <w:i/>
+        </w:rPr>
+        <w:t xml:space="preserve">Biological Journal of the Linnean Society</w:t>
+      </w:r>
+      <w:r>
+        <w:t xml:space="preserve">,</w:t>
+      </w:r>
+      <w:r>
+        <w:t xml:space="preserve"> </w:t>
+      </w:r>
+      <w:r>
+        <w:rPr>
+          <w:bCs/>
+          <w:b/>
+        </w:rPr>
+        <w:t xml:space="preserve">118</w:t>
+      </w:r>
+      <w:r>
+        <w:t xml:space="preserve">, 131–151.</w:t>
+      </w:r>
+    </w:p>
+    <w:bookmarkEnd w:id="127"/>
+    <w:bookmarkStart w:id="128" w:name="ref-lloyd2018journeys"/>
+    <w:p>
+      <w:pPr>
+        <w:pStyle w:val="Bibliography"/>
+      </w:pPr>
+      <w:r>
+        <w:t xml:space="preserve">LLOYD, G. T. 2018. Journeys through discrete-character morphospace: Synthesizing phylogeny, tempo, and disparity.</w:t>
+      </w:r>
+      <w:r>
+        <w:t xml:space="preserve"> </w:t>
+      </w:r>
+      <w:r>
+        <w:rPr>
+          <w:iCs/>
+          <w:i/>
+        </w:rPr>
+        <w:t xml:space="preserve">Palaeontology</w:t>
+      </w:r>
+      <w:r>
+        <w:t xml:space="preserve">,</w:t>
+      </w:r>
+      <w:r>
+        <w:t xml:space="preserve"> </w:t>
+      </w:r>
+      <w:r>
+        <w:rPr>
+          <w:bCs/>
+          <w:b/>
+        </w:rPr>
+        <w:t xml:space="preserve">61</w:t>
+      </w:r>
+      <w:r>
+        <w:t xml:space="preserve">, 637–645.</w:t>
+      </w:r>
+    </w:p>
+    <w:bookmarkEnd w:id="128"/>
+    <w:bookmarkStart w:id="129" w:name="ref-losos1999uncertainty"/>
+    <w:p>
+      <w:pPr>
+        <w:pStyle w:val="Bibliography"/>
+      </w:pPr>
+      <w:r>
+        <w:t xml:space="preserve">LOSOS, J. B. 1999. Uncertainty in the reconstruction of ancestral character states and limitations on the use of phylogenetic comparative methods.</w:t>
+      </w:r>
+      <w:r>
+        <w:t xml:space="preserve"> </w:t>
+      </w:r>
+      <w:r>
+        <w:rPr>
+          <w:iCs/>
+          <w:i/>
+        </w:rPr>
+        <w:t xml:space="preserve">Animal Behaviour</w:t>
+      </w:r>
+      <w:r>
+        <w:t xml:space="preserve">,</w:t>
+      </w:r>
+      <w:r>
+        <w:t xml:space="preserve"> </w:t>
+      </w:r>
+      <w:r>
+        <w:rPr>
+          <w:bCs/>
+          <w:b/>
+        </w:rPr>
+        <w:t xml:space="preserve">58</w:t>
+      </w:r>
+      <w:r>
+        <w:t xml:space="preserve">, 1319–1324.</w:t>
+      </w:r>
+    </w:p>
+    <w:bookmarkEnd w:id="129"/>
+    <w:bookmarkStart w:id="130" w:name="ref-lotterhos2022simulation"/>
+    <w:p>
+      <w:pPr>
+        <w:pStyle w:val="Bibliography"/>
+      </w:pPr>
+      <w:r>
+        <w:t xml:space="preserve">LOTTERHOS, K. E., FITZPATRICK, M. C. and BLACKMON, H. 2022. Simulation tests of methods in evolution, ecology, and systematics: Pitfalls, progress, and principles.</w:t>
+      </w:r>
+      <w:r>
+        <w:t xml:space="preserve"> </w:t>
+      </w:r>
+      <w:r>
+        <w:rPr>
+          <w:iCs/>
+          <w:i/>
+        </w:rPr>
+        <w:t xml:space="preserve">Annual Review of Ecology, Evolution, and Systematics</w:t>
+      </w:r>
+      <w:r>
+        <w:t xml:space="preserve">,</w:t>
+      </w:r>
+      <w:r>
+        <w:t xml:space="preserve"> </w:t>
+      </w:r>
+      <w:r>
+        <w:rPr>
+          <w:bCs/>
+          <w:b/>
+        </w:rPr>
+        <w:t xml:space="preserve">53</w:t>
+      </w:r>
+      <w:r>
+        <w:t xml:space="preserve">, 113–136.</w:t>
+      </w:r>
+    </w:p>
+    <w:bookmarkEnd w:id="130"/>
+    <w:bookmarkStart w:id="131" w:name="ref-mahler2010adaptive"/>
+    <w:p>
+      <w:pPr>
+        <w:pStyle w:val="Bibliography"/>
+      </w:pPr>
+      <w:r>
+        <w:t xml:space="preserve">MAHLER, D. L. 2010. Adaptive radiation: The interaction of ecological opportunity, adaptation, and speciation.</w:t>
+      </w:r>
+      <w:r>
+        <w:t xml:space="preserve"> </w:t>
+      </w:r>
+      <w:r>
+        <w:rPr>
+          <w:iCs/>
+          <w:i/>
+        </w:rPr>
+        <w:t xml:space="preserve">Evolution since Darwin: the first 150 years</w:t>
+      </w:r>
+      <w:r>
+        <w:t xml:space="preserve">.</w:t>
+      </w:r>
+    </w:p>
+    <w:bookmarkEnd w:id="131"/>
+    <w:bookmarkStart w:id="132" w:name="ref-martins1999estimation"/>
+    <w:p>
+      <w:pPr>
+        <w:pStyle w:val="Bibliography"/>
+      </w:pPr>
+      <w:r>
+        <w:t xml:space="preserve">MARTINS, E. P. 1999. Estimation of ancestral states of continuous characters: A computer simulation study.</w:t>
+      </w:r>
+      <w:r>
+        <w:t xml:space="preserve"> </w:t>
+      </w:r>
+      <w:r>
+        <w:rPr>
+          <w:iCs/>
+          <w:i/>
+        </w:rPr>
+        <w:t xml:space="preserve">Systematic Biology</w:t>
+      </w:r>
+      <w:r>
+        <w:t xml:space="preserve">,</w:t>
+      </w:r>
+      <w:r>
+        <w:t xml:space="preserve"> </w:t>
+      </w:r>
+      <w:r>
+        <w:rPr>
+          <w:bCs/>
+          <w:b/>
+        </w:rPr>
+        <w:t xml:space="preserve">48</w:t>
+      </w:r>
+      <w:r>
+        <w:t xml:space="preserve">, 642–650.</w:t>
+      </w:r>
+    </w:p>
+    <w:bookmarkEnd w:id="132"/>
+    <w:bookmarkStart w:id="133" w:name="ref-meade2022ancestral"/>
+    <w:p>
+      <w:pPr>
+        <w:pStyle w:val="Bibliography"/>
+      </w:pPr>
+      <w:r>
+        <w:t xml:space="preserve">MEADE, A. and PAGEL, M. 2022. Ancestral state reconstruction using BayesTraits.</w:t>
+      </w:r>
+      <w:r>
+        <w:t xml:space="preserve"> </w:t>
+      </w:r>
+      <w:r>
+        <w:rPr>
+          <w:iCs/>
+          <w:i/>
+        </w:rPr>
+        <w:t xml:space="preserve">In</w:t>
+      </w:r>
+      <w:r>
+        <w:t xml:space="preserve"> </w:t>
+      </w:r>
+      <w:r>
+        <w:rPr>
+          <w:iCs/>
+          <w:i/>
+        </w:rPr>
+        <w:t xml:space="preserve">Environmental Microbial Evolution: Methods and Protocols</w:t>
+      </w:r>
+      <w:r>
+        <w:t xml:space="preserve">, Springer, 255–266 pp.</w:t>
+      </w:r>
+    </w:p>
+    <w:bookmarkEnd w:id="133"/>
+    <w:bookmarkStart w:id="134" w:name="ref-mitchell2015extant"/>
+    <w:p>
+      <w:pPr>
+        <w:pStyle w:val="Bibliography"/>
+      </w:pPr>
+      <w:r>
+        <w:t xml:space="preserve">MITCHELL, J. S. 2015. Extant-only comparative methods fail to recover the disparity preserved in the bird fossil record.</w:t>
+      </w:r>
+      <w:r>
+        <w:t xml:space="preserve"> </w:t>
+      </w:r>
+      <w:r>
+        <w:rPr>
+          <w:iCs/>
+          <w:i/>
+        </w:rPr>
+        <w:t xml:space="preserve">Evolution</w:t>
+      </w:r>
+      <w:r>
+        <w:t xml:space="preserve">,</w:t>
+      </w:r>
+      <w:r>
+        <w:t xml:space="preserve"> </w:t>
+      </w:r>
+      <w:r>
+        <w:rPr>
+          <w:bCs/>
+          <w:b/>
+        </w:rPr>
+        <w:t xml:space="preserve">69</w:t>
+      </w:r>
+      <w:r>
+        <w:t xml:space="preserve">, 2414–2424.</w:t>
+      </w:r>
+    </w:p>
+    <w:bookmarkEnd w:id="134"/>
+    <w:bookmarkStart w:id="135" w:name="ref-monson2022keeping"/>
+    <w:p>
+      <w:pPr>
+        <w:pStyle w:val="Bibliography"/>
+      </w:pPr>
+      <w:r>
+        <w:t xml:space="preserve">MONSON, T. A., BRASIL, M. F., MAHANEY, M. C., SCHMITT, C. A., TAYLOR, C. E. and HLUSKO, L. J. 2022. Keeping 21st century paleontology grounded: Quantitative genetic analyses and ancestral state reconstruction re-emphasize the essentiality of fossils.</w:t>
+      </w:r>
+      <w:r>
+        <w:t xml:space="preserve"> </w:t>
+      </w:r>
+      <w:r>
+        <w:rPr>
+          <w:iCs/>
+          <w:i/>
+        </w:rPr>
+        <w:t xml:space="preserve">Biology</w:t>
+      </w:r>
+      <w:r>
+        <w:t xml:space="preserve">,</w:t>
+      </w:r>
+      <w:r>
+        <w:t xml:space="preserve"> </w:t>
+      </w:r>
+      <w:r>
+        <w:rPr>
+          <w:bCs/>
+          <w:b/>
+        </w:rPr>
+        <w:t xml:space="preserve">11</w:t>
+      </w:r>
+      <w:r>
+        <w:t xml:space="preserve">, 1218.</w:t>
+      </w:r>
+    </w:p>
+    <w:bookmarkEnd w:id="135"/>
+    <w:bookmarkStart w:id="136" w:name="ref-mooers1999reconstructing"/>
+    <w:p>
+      <w:pPr>
+        <w:pStyle w:val="Bibliography"/>
+      </w:pPr>
+      <w:r>
+        <w:t xml:space="preserve">MOOERS, A. Ø. and SCHLUTER, D. 1999. Reconstructing ancestor states with maximum likelihood: Support for one-and two-rate models.</w:t>
+      </w:r>
+      <w:r>
+        <w:t xml:space="preserve"> </w:t>
+      </w:r>
+      <w:r>
+        <w:rPr>
+          <w:iCs/>
+          <w:i/>
+        </w:rPr>
+        <w:t xml:space="preserve">Systematic Biology</w:t>
+      </w:r>
+      <w:r>
+        <w:t xml:space="preserve">,</w:t>
+      </w:r>
+      <w:r>
+        <w:t xml:space="preserve"> </w:t>
+      </w:r>
+      <w:r>
+        <w:rPr>
+          <w:bCs/>
+          <w:b/>
+        </w:rPr>
+        <w:t xml:space="preserve">48</w:t>
+      </w:r>
+      <w:r>
+        <w:t xml:space="preserve">, 623–633.</w:t>
+      </w:r>
+    </w:p>
+    <w:bookmarkEnd w:id="136"/>
+    <w:bookmarkStart w:id="137" w:name="ref-morlon2024phylogenetic"/>
+    <w:p>
+      <w:pPr>
+        <w:pStyle w:val="Bibliography"/>
+      </w:pPr>
+      <w:r>
+        <w:t xml:space="preserve">MORLON, H., ANDRÉOLETTI, J., BARIDO-SOTTANI, J., LAMBERT, S., PEREZ-LAMARQUE, B., QUINTERO, I., SENDEROV, V. and VERON, P. 2024. Phylogenetic insights into diversification.</w:t>
+      </w:r>
+      <w:r>
+        <w:t xml:space="preserve"> </w:t>
+      </w:r>
+      <w:r>
+        <w:rPr>
+          <w:iCs/>
+          <w:i/>
+        </w:rPr>
+        <w:t xml:space="preserve">Annual Review of Ecology, Evolution, and Systematics</w:t>
+      </w:r>
+      <w:r>
+        <w:t xml:space="preserve">,</w:t>
+      </w:r>
+      <w:r>
+        <w:t xml:space="preserve"> </w:t>
+      </w:r>
+      <w:r>
+        <w:rPr>
+          <w:bCs/>
+          <w:b/>
+        </w:rPr>
+        <w:t xml:space="preserve">55</w:t>
+      </w:r>
+      <w:r>
+        <w:t xml:space="preserve">.</w:t>
+      </w:r>
+    </w:p>
+    <w:bookmarkEnd w:id="137"/>
+    <w:bookmarkStart w:id="138" w:name="ref-muschick2012convergent"/>
+    <w:p>
+      <w:pPr>
+        <w:pStyle w:val="Bibliography"/>
+      </w:pPr>
+      <w:r>
+        <w:t xml:space="preserve">MUSCHICK, M., INDERMAUR, A. and SALZBURGER, W. 2012. Convergent evolution within an adaptive radiation of cichlid fishes.</w:t>
+      </w:r>
+      <w:r>
+        <w:t xml:space="preserve"> </w:t>
+      </w:r>
+      <w:r>
+        <w:rPr>
+          <w:iCs/>
+          <w:i/>
+        </w:rPr>
+        <w:t xml:space="preserve">Current biology</w:t>
+      </w:r>
+      <w:r>
+        <w:t xml:space="preserve">,</w:t>
+      </w:r>
+      <w:r>
+        <w:t xml:space="preserve"> </w:t>
+      </w:r>
+      <w:r>
+        <w:rPr>
+          <w:bCs/>
+          <w:b/>
+        </w:rPr>
+        <w:t xml:space="preserve">22</w:t>
+      </w:r>
+      <w:r>
+        <w:t xml:space="preserve">, 2362–2368.</w:t>
+      </w:r>
+    </w:p>
+    <w:bookmarkEnd w:id="138"/>
+    <w:bookmarkStart w:id="139" w:name="ref-ng2014traits"/>
+    <w:p>
+      <w:pPr>
+        <w:pStyle w:val="Bibliography"/>
+      </w:pPr>
+      <w:r>
+        <w:t xml:space="preserve">NG, J. and SMITH, S. D. 2014. How traits shape trees: New approaches for detecting character state-dependent lineage diversification.</w:t>
+      </w:r>
+      <w:r>
+        <w:t xml:space="preserve"> </w:t>
+      </w:r>
+      <w:r>
+        <w:rPr>
+          <w:iCs/>
+          <w:i/>
+        </w:rPr>
+        <w:t xml:space="preserve">Journal of evolutionary biology</w:t>
+      </w:r>
+      <w:r>
+        <w:t xml:space="preserve">,</w:t>
+      </w:r>
+      <w:r>
+        <w:t xml:space="preserve"> </w:t>
+      </w:r>
+      <w:r>
+        <w:rPr>
+          <w:bCs/>
+          <w:b/>
+        </w:rPr>
+        <w:t xml:space="preserve">27</w:t>
+      </w:r>
+      <w:r>
+        <w:t xml:space="preserve">, 2035–2045.</w:t>
+      </w:r>
+    </w:p>
+    <w:bookmarkEnd w:id="139"/>
+    <w:bookmarkStart w:id="140" w:name="ref-omeara2006testing"/>
+    <w:p>
+      <w:pPr>
+        <w:pStyle w:val="Bibliography"/>
+      </w:pPr>
+      <w:r>
+        <w:t xml:space="preserve">O’MEARA, B. C., ANÉ, C., SANDERSON, M. J. and WAINWRIGHT, P. C. 2006. Testing for different rates of continuous trait evolution using likelihood.</w:t>
+      </w:r>
+      <w:r>
+        <w:t xml:space="preserve"> </w:t>
+      </w:r>
+      <w:r>
+        <w:rPr>
+          <w:iCs/>
+          <w:i/>
+        </w:rPr>
+        <w:t xml:space="preserve">Evolution</w:t>
+      </w:r>
+      <w:r>
+        <w:t xml:space="preserve">,</w:t>
+      </w:r>
+      <w:r>
+        <w:t xml:space="preserve"> </w:t>
+      </w:r>
+      <w:r>
+        <w:rPr>
+          <w:bCs/>
+          <w:b/>
+        </w:rPr>
+        <w:t xml:space="preserve">60</w:t>
+      </w:r>
+      <w:r>
+        <w:t xml:space="preserve">, 922–933.</w:t>
+      </w:r>
+    </w:p>
+    <w:bookmarkEnd w:id="140"/>
+    <w:bookmarkStart w:id="141" w:name="ref-pagel1994detecting"/>
+    <w:p>
+      <w:pPr>
+        <w:pStyle w:val="Bibliography"/>
+      </w:pPr>
+      <w:r>
+        <w:t xml:space="preserve">PAGEL, M. 1994. Detecting correlated evolution on phylogenies: A general method for the comparative analysis of discrete characters.</w:t>
+      </w:r>
+      <w:r>
+        <w:t xml:space="preserve"> </w:t>
+      </w:r>
+      <w:r>
+        <w:rPr>
+          <w:iCs/>
+          <w:i/>
+        </w:rPr>
+        <w:t xml:space="preserve">Proceedings of the Royal Society of London. Series B: Biological Sciences</w:t>
+      </w:r>
+      <w:r>
+        <w:t xml:space="preserve">,</w:t>
+      </w:r>
+      <w:r>
+        <w:t xml:space="preserve"> </w:t>
+      </w:r>
+      <w:r>
+        <w:rPr>
+          <w:bCs/>
+          <w:b/>
+        </w:rPr>
+        <w:t xml:space="preserve">255</w:t>
+      </w:r>
+      <w:r>
+        <w:t xml:space="preserve">, 37–45.</w:t>
+      </w:r>
+    </w:p>
+    <w:bookmarkEnd w:id="141"/>
+    <w:bookmarkStart w:id="142" w:name="ref-pagel1999maximum"/>
+    <w:p>
+      <w:pPr>
+        <w:pStyle w:val="Bibliography"/>
+      </w:pPr>
+      <w:r>
+        <w:t xml:space="preserve">PAGEL, M. 1999. The maximum likelihood approach to reconstructing ancestral character states of discrete characters on phylogenies.</w:t>
+      </w:r>
+      <w:r>
+        <w:t xml:space="preserve"> </w:t>
+      </w:r>
+      <w:r>
+        <w:rPr>
+          <w:iCs/>
+          <w:i/>
+        </w:rPr>
+        <w:t xml:space="preserve">Systematic biology</w:t>
+      </w:r>
+      <w:r>
+        <w:t xml:space="preserve">,</w:t>
+      </w:r>
+      <w:r>
+        <w:t xml:space="preserve"> </w:t>
+      </w:r>
+      <w:r>
+        <w:rPr>
+          <w:bCs/>
+          <w:b/>
+        </w:rPr>
+        <w:t xml:space="preserve">48</w:t>
+      </w:r>
+      <w:r>
+        <w:t xml:space="preserve">, 612–622.</w:t>
+      </w:r>
+    </w:p>
+    <w:bookmarkEnd w:id="142"/>
+    <w:bookmarkStart w:id="143" w:name="ref-paradis2019ape"/>
+    <w:p>
+      <w:pPr>
+        <w:pStyle w:val="Bibliography"/>
+      </w:pPr>
+      <w:r>
+        <w:t xml:space="preserve">PARADIS, E. and SCHLIEP, K. 2019. Ape 5.0: An environment for modern phylogenetics and evolutionary analyses in r.</w:t>
+      </w:r>
+      <w:r>
+        <w:t xml:space="preserve"> </w:t>
+      </w:r>
+      <w:r>
+        <w:rPr>
+          <w:iCs/>
+          <w:i/>
+        </w:rPr>
+        <w:t xml:space="preserve">Bioinformatics</w:t>
+      </w:r>
+      <w:r>
+        <w:t xml:space="preserve">,</w:t>
+      </w:r>
+      <w:r>
+        <w:t xml:space="preserve"> </w:t>
+      </w:r>
+      <w:r>
+        <w:rPr>
+          <w:bCs/>
+          <w:b/>
+        </w:rPr>
+        <w:t xml:space="preserve">35</w:t>
+      </w:r>
+      <w:r>
+        <w:t xml:space="preserve">, 526–528.</w:t>
+      </w:r>
+    </w:p>
+    <w:bookmarkEnd w:id="143"/>
+    <w:bookmarkStart w:id="144" w:name="ref-pennell2014geiger"/>
+    <w:p>
+      <w:pPr>
+        <w:pStyle w:val="Bibliography"/>
+      </w:pPr>
+      <w:r>
+        <w:t xml:space="preserve">PENNELL, M. W., EASTMAN, J. M., SLATER, G. J., BROWN, J. W., UYEDA, J. C., FITZJOHN, R. G., ALFARO, M. E. and HARMON, L. J. 2014. Geiger v2. 0: An expanded suite of methods for fitting macroevolutionary models to phylogenetic trees.</w:t>
+      </w:r>
+      <w:r>
+        <w:t xml:space="preserve"> </w:t>
+      </w:r>
+      <w:r>
+        <w:rPr>
+          <w:iCs/>
+          <w:i/>
+        </w:rPr>
+        <w:t xml:space="preserve">Bioinformatics</w:t>
+      </w:r>
+      <w:r>
+        <w:t xml:space="preserve">,</w:t>
+      </w:r>
+      <w:r>
+        <w:t xml:space="preserve"> </w:t>
+      </w:r>
+      <w:r>
+        <w:rPr>
+          <w:bCs/>
+          <w:b/>
+        </w:rPr>
+        <w:t xml:space="preserve">30</w:t>
+      </w:r>
+      <w:r>
+        <w:t xml:space="preserve">, 2216–2218.</w:t>
+      </w:r>
+    </w:p>
+    <w:bookmarkEnd w:id="144"/>
+    <w:bookmarkStart w:id="145" w:name="ref-pires2018diversification"/>
+    <w:p>
+      <w:pPr>
+        <w:pStyle w:val="Bibliography"/>
+      </w:pPr>
+      <w:r>
+        <w:t xml:space="preserve">PIRES, M. M., RANKIN, B. D., SILVESTRO, D. and QUENTAL, T. B. 2018. Diversification dynamics of mammalian clades during the k–pg mass extinction.</w:t>
+      </w:r>
+      <w:r>
+        <w:t xml:space="preserve"> </w:t>
+      </w:r>
+      <w:r>
+        <w:rPr>
+          <w:iCs/>
+          <w:i/>
+        </w:rPr>
+        <w:t xml:space="preserve">Biology letters</w:t>
+      </w:r>
+      <w:r>
+        <w:t xml:space="preserve">,</w:t>
+      </w:r>
+      <w:r>
+        <w:t xml:space="preserve"> </w:t>
+      </w:r>
+      <w:r>
+        <w:rPr>
+          <w:bCs/>
+          <w:b/>
+        </w:rPr>
+        <w:t xml:space="preserve">14</w:t>
+      </w:r>
+      <w:r>
+        <w:t xml:space="preserve">, 20180458.</w:t>
+      </w:r>
+    </w:p>
+    <w:bookmarkEnd w:id="145"/>
+    <w:bookmarkStart w:id="146" w:name="ref-puttick2015fossils"/>
+    <w:p>
+      <w:pPr>
+        <w:pStyle w:val="Bibliography"/>
+      </w:pPr>
+      <w:r>
+        <w:t xml:space="preserve">PUTTICK, M. N. and THOMAS, G. H. 2015. Fossils and living taxa agree on patterns of body mass evolution: A case study with afrotheria.</w:t>
+      </w:r>
+      <w:r>
+        <w:t xml:space="preserve"> </w:t>
+      </w:r>
+      <w:r>
+        <w:rPr>
+          <w:iCs/>
+          <w:i/>
+        </w:rPr>
+        <w:t xml:space="preserve">Proceedings of the Royal Society B: Biological Sciences</w:t>
+      </w:r>
+      <w:r>
+        <w:t xml:space="preserve">,</w:t>
+      </w:r>
+      <w:r>
+        <w:t xml:space="preserve"> </w:t>
+      </w:r>
+      <w:r>
+        <w:rPr>
+          <w:bCs/>
+          <w:b/>
+        </w:rPr>
+        <w:t xml:space="preserve">282</w:t>
+      </w:r>
+      <w:r>
+        <w:t xml:space="preserve">.</w:t>
+      </w:r>
+    </w:p>
+    <w:bookmarkEnd w:id="146"/>
+    <w:bookmarkStart w:id="148" w:name="ref-Rlanguage"/>
+    <w:p>
+      <w:pPr>
+        <w:pStyle w:val="Bibliography"/>
+      </w:pPr>
+      <w:r>
+        <w:t xml:space="preserve">R CORE TEAM. 2025.</w:t>
+      </w:r>
+      <w:r>
+        <w:t xml:space="preserve"> </w:t>
+      </w:r>
+      <w:hyperlink r:id="rId147">
+        <w:r>
+          <w:rPr>
+            <w:rStyle w:val="Hyperlink"/>
+            <w:iCs/>
+            <w:i/>
+          </w:rPr>
+          <w:t xml:space="preserve">R: A language and environment for statistical computing</w:t>
+        </w:r>
+      </w:hyperlink>
+      <w:r>
+        <w:t xml:space="preserve">. R Foundation for Statistical Computing, Vienna, Austria.</w:t>
+      </w:r>
+    </w:p>
+    <w:bookmarkEnd w:id="148"/>
+    <w:bookmarkStart w:id="149" w:name="ref-raup1976species"/>
+    <w:p>
+      <w:pPr>
+        <w:pStyle w:val="Bibliography"/>
+      </w:pPr>
+      <w:r>
+        <w:t xml:space="preserve">RAUP, D. M. 1976. Species diversity in the phanerozoic: An interpretation.</w:t>
+      </w:r>
+      <w:r>
+        <w:t xml:space="preserve"> </w:t>
+      </w:r>
+      <w:r>
+        <w:rPr>
+          <w:iCs/>
+          <w:i/>
+        </w:rPr>
+        <w:t xml:space="preserve">Paleobiology</w:t>
+      </w:r>
+      <w:r>
+        <w:t xml:space="preserve">,</w:t>
+      </w:r>
+      <w:r>
+        <w:t xml:space="preserve"> </w:t>
+      </w:r>
+      <w:r>
+        <w:rPr>
+          <w:bCs/>
+          <w:b/>
+        </w:rPr>
+        <w:t xml:space="preserve">2</w:t>
+      </w:r>
+      <w:r>
+        <w:t xml:space="preserve">, 289–297.</w:t>
+      </w:r>
+    </w:p>
+    <w:bookmarkEnd w:id="149"/>
+    <w:bookmarkStart w:id="150" w:name="ref-revell2012phytools"/>
+    <w:p>
+      <w:pPr>
+        <w:pStyle w:val="Bibliography"/>
+      </w:pPr>
+      <w:r>
+        <w:t xml:space="preserve">REVELL, L. J. 2012. Phytools: An r package for phylogenetic comparative biology (and other things).</w:t>
+      </w:r>
+      <w:r>
+        <w:t xml:space="preserve"> </w:t>
+      </w:r>
+      <w:r>
+        <w:rPr>
+          <w:iCs/>
+          <w:i/>
+        </w:rPr>
+        <w:t xml:space="preserve">Methods in ecology and evolution</w:t>
+      </w:r>
+      <w:r>
+        <w:t xml:space="preserve">, 217–223.</w:t>
+      </w:r>
+    </w:p>
+    <w:bookmarkEnd w:id="150"/>
+    <w:bookmarkStart w:id="151" w:name="ref-revell2025ancestral"/>
+    <w:p>
+      <w:pPr>
+        <w:pStyle w:val="Bibliography"/>
+      </w:pPr>
+      <w:r>
+        <w:t xml:space="preserve">REVELL, L. J. 2025. Ancestral state reconstruction of phenotypic characters.</w:t>
+      </w:r>
+      <w:r>
+        <w:t xml:space="preserve"> </w:t>
+      </w:r>
+      <w:r>
+        <w:rPr>
+          <w:iCs/>
+          <w:i/>
+        </w:rPr>
+        <w:t xml:space="preserve">Evolutionary Biology</w:t>
+      </w:r>
+      <w:r>
+        <w:t xml:space="preserve">, 1–25.</w:t>
+      </w:r>
+    </w:p>
+    <w:bookmarkEnd w:id="151"/>
+    <w:bookmarkStart w:id="152" w:name="ref-revell2024discrete"/>
+    <w:p>
+      <w:pPr>
+        <w:pStyle w:val="Bibliography"/>
+      </w:pPr>
+      <w:r>
+        <w:t xml:space="preserve">REVELL, L. J. and HARMON, L. J. 2024. A discrete character evolution model for phylogenetic comparative biology with</w:t>
+      </w:r>
+      <w:r>
+        <w:t xml:space="preserve"> </w:t>
+      </w:r>
+      <m:oMath>
+        <m:r>
+          <m:t>Γ</m:t>
+        </m:r>
+      </m:oMath>
+      <w:r>
+        <w:t xml:space="preserve">-distributed rate heterogeneity among branches of the tree.</w:t>
+      </w:r>
+      <w:r>
+        <w:t xml:space="preserve"> </w:t>
+      </w:r>
+      <w:r>
+        <w:rPr>
+          <w:iCs/>
+          <w:i/>
+        </w:rPr>
+        <w:t xml:space="preserve">BioRxiv</w:t>
+      </w:r>
+      <w:r>
+        <w:t xml:space="preserve">, 2024–05.</w:t>
+      </w:r>
+    </w:p>
+    <w:bookmarkEnd w:id="152"/>
+    <w:bookmarkStart w:id="153" w:name="ref-reyes2018testing"/>
+    <w:p>
+      <w:pPr>
+        <w:pStyle w:val="Bibliography"/>
+      </w:pPr>
+      <w:r>
+        <w:t xml:space="preserve">REYES, E., NADOT, S., VON BALTHAZAR, M., SCHÖNENBERGER, J. and SAUQUET, H. 2018. Testing the impact of morphological rate heterogeneity on ancestral state reconstruction of five floral traits in angiosperms.</w:t>
+      </w:r>
+      <w:r>
+        <w:t xml:space="preserve"> </w:t>
+      </w:r>
+      <w:r>
+        <w:rPr>
+          <w:iCs/>
+          <w:i/>
+        </w:rPr>
+        <w:t xml:space="preserve">Scientific Reports</w:t>
+      </w:r>
+      <w:r>
+        <w:t xml:space="preserve">,</w:t>
+      </w:r>
+      <w:r>
+        <w:t xml:space="preserve"> </w:t>
+      </w:r>
+      <w:r>
+        <w:rPr>
+          <w:bCs/>
+          <w:b/>
+        </w:rPr>
+        <w:t xml:space="preserve">8</w:t>
+      </w:r>
+      <w:r>
+        <w:t xml:space="preserve">, 9473.</w:t>
+      </w:r>
+    </w:p>
+    <w:bookmarkEnd w:id="153"/>
+    <w:bookmarkStart w:id="154" w:name="ref-rohlf2001comparative"/>
+    <w:p>
+      <w:pPr>
+        <w:pStyle w:val="Bibliography"/>
+      </w:pPr>
+      <w:r>
+        <w:t xml:space="preserve">ROHLF, F. J. 2001. Comparative methods for the analysis of continuous variables: Geometric interpretations.</w:t>
+      </w:r>
+      <w:r>
+        <w:t xml:space="preserve"> </w:t>
+      </w:r>
+      <w:r>
+        <w:rPr>
+          <w:iCs/>
+          <w:i/>
+        </w:rPr>
+        <w:t xml:space="preserve">Evolution</w:t>
+      </w:r>
+      <w:r>
+        <w:t xml:space="preserve">,</w:t>
+      </w:r>
+      <w:r>
+        <w:t xml:space="preserve"> </w:t>
+      </w:r>
+      <w:r>
+        <w:rPr>
+          <w:bCs/>
+          <w:b/>
+        </w:rPr>
+        <w:t xml:space="preserve">55</w:t>
+      </w:r>
+      <w:r>
+        <w:t xml:space="preserve">, 2143–2160.</w:t>
+      </w:r>
+    </w:p>
+    <w:bookmarkEnd w:id="154"/>
+    <w:bookmarkStart w:id="155" w:name="ref-royer2016comparison"/>
+    <w:p>
+      <w:pPr>
+        <w:pStyle w:val="Bibliography"/>
+      </w:pPr>
+      <w:r>
+        <w:t xml:space="preserve">ROYER-CARENZI, M. and DIDIER, G. 2016. A comparison of ancestral state reconstruction methods for quantitative characters.</w:t>
+      </w:r>
+      <w:r>
+        <w:t xml:space="preserve"> </w:t>
+      </w:r>
+      <w:r>
+        <w:rPr>
+          <w:iCs/>
+          <w:i/>
+        </w:rPr>
+        <w:t xml:space="preserve">Journal of Theoretical Biology</w:t>
+      </w:r>
+      <w:r>
+        <w:t xml:space="preserve">,</w:t>
+      </w:r>
+      <w:r>
+        <w:t xml:space="preserve"> </w:t>
+      </w:r>
+      <w:r>
+        <w:rPr>
+          <w:bCs/>
+          <w:b/>
+        </w:rPr>
+        <w:t xml:space="preserve">404</w:t>
+      </w:r>
+      <w:r>
+        <w:t xml:space="preserve">, 126–142.</w:t>
+      </w:r>
+    </w:p>
+    <w:bookmarkEnd w:id="155"/>
+    <w:bookmarkStart w:id="156" w:name="ref-ruta2013decoupling"/>
+    <w:p>
+      <w:pPr>
+        <w:pStyle w:val="Bibliography"/>
+      </w:pPr>
+      <w:r>
+        <w:t xml:space="preserve">RUTA, M., ANGIELCZYK, K. D., FRÖBISCH, J. and BENTON, M. J. 2013. Decoupling of morphological disparity and taxic diversity during the adaptive radiation of anomodont therapsids.</w:t>
+      </w:r>
+      <w:r>
+        <w:t xml:space="preserve"> </w:t>
+      </w:r>
+      <w:r>
+        <w:rPr>
+          <w:iCs/>
+          <w:i/>
+        </w:rPr>
+        <w:t xml:space="preserve">Proceedings of the Royal Society B: Biological Sciences</w:t>
+      </w:r>
+      <w:r>
+        <w:t xml:space="preserve">,</w:t>
+      </w:r>
+      <w:r>
+        <w:t xml:space="preserve"> </w:t>
+      </w:r>
+      <w:r>
+        <w:rPr>
+          <w:bCs/>
+          <w:b/>
+        </w:rPr>
+        <w:t xml:space="preserve">280</w:t>
+      </w:r>
+      <w:r>
+        <w:t xml:space="preserve">, 20131071.</w:t>
+      </w:r>
+    </w:p>
+    <w:bookmarkEnd w:id="156"/>
+    <w:bookmarkStart w:id="157" w:name="ref-schluter1997likelihood"/>
+    <w:p>
+      <w:pPr>
+        <w:pStyle w:val="Bibliography"/>
+      </w:pPr>
+      <w:r>
+        <w:t xml:space="preserve">SCHLUTER, D., PRICE, T., MOOERS, A. Ø. and LUDWIG, D. 1997. Likelihood of ancestor states in adaptive radiation.</w:t>
+      </w:r>
+      <w:r>
+        <w:t xml:space="preserve"> </w:t>
+      </w:r>
+      <w:r>
+        <w:rPr>
+          <w:iCs/>
+          <w:i/>
+        </w:rPr>
+        <w:t xml:space="preserve">Evolution</w:t>
+      </w:r>
+      <w:r>
+        <w:t xml:space="preserve">,</w:t>
+      </w:r>
+      <w:r>
+        <w:t xml:space="preserve"> </w:t>
+      </w:r>
+      <w:r>
+        <w:rPr>
+          <w:bCs/>
+          <w:b/>
+        </w:rPr>
+        <w:t xml:space="preserve">51</w:t>
+      </w:r>
+      <w:r>
+        <w:t xml:space="preserve">, 1699–1711.</w:t>
+      </w:r>
+    </w:p>
+    <w:bookmarkEnd w:id="157"/>
+    <w:bookmarkStart w:id="158" w:name="ref-scholl2016diversification"/>
+    <w:p>
+      <w:pPr>
+        <w:pStyle w:val="Bibliography"/>
+      </w:pPr>
+      <w:r>
+        <w:t xml:space="preserve">SCHOLL, J. P. and WIENS, J. J. 2016. Diversification rates and species richness across the tree of life.</w:t>
+      </w:r>
+      <w:r>
+        <w:t xml:space="preserve"> </w:t>
+      </w:r>
+      <w:r>
+        <w:rPr>
+          <w:iCs/>
+          <w:i/>
+        </w:rPr>
+        <w:t xml:space="preserve">Proceedings of the Royal Society B: Biological Sciences</w:t>
+      </w:r>
+      <w:r>
+        <w:t xml:space="preserve">,</w:t>
+      </w:r>
+      <w:r>
+        <w:t xml:space="preserve"> </w:t>
+      </w:r>
+      <w:r>
+        <w:rPr>
+          <w:bCs/>
+          <w:b/>
+        </w:rPr>
+        <w:t xml:space="preserve">283</w:t>
+      </w:r>
+      <w:r>
+        <w:t xml:space="preserve">, 20161334.</w:t>
+      </w:r>
+    </w:p>
+    <w:bookmarkEnd w:id="158"/>
+    <w:bookmarkStart w:id="159" w:name="ref-sidlauskas2008continuous"/>
+    <w:p>
+      <w:pPr>
+        <w:pStyle w:val="Bibliography"/>
+      </w:pPr>
+      <w:r>
+        <w:t xml:space="preserve">SIDLAUSKAS, B. 2008. Continuous and arrested morphological diversification in sister clades of characiform fishes: A phylomorphospace approach.</w:t>
+      </w:r>
+      <w:r>
+        <w:t xml:space="preserve"> </w:t>
+      </w:r>
+      <w:r>
+        <w:rPr>
+          <w:iCs/>
+          <w:i/>
+        </w:rPr>
+        <w:t xml:space="preserve">Evolution</w:t>
+      </w:r>
+      <w:r>
+        <w:t xml:space="preserve">,</w:t>
+      </w:r>
+      <w:r>
+        <w:t xml:space="preserve"> </w:t>
+      </w:r>
+      <w:r>
+        <w:rPr>
+          <w:bCs/>
+          <w:b/>
+        </w:rPr>
+        <w:t xml:space="preserve">62</w:t>
+      </w:r>
+      <w:r>
+        <w:t xml:space="preserve">, 3135–3156.</w:t>
+      </w:r>
+    </w:p>
+    <w:bookmarkEnd w:id="159"/>
+    <w:bookmarkStart w:id="160" w:name="ref-silvestro2015measurement"/>
+    <w:p>
+      <w:pPr>
+        <w:pStyle w:val="Bibliography"/>
+      </w:pPr>
+      <w:r>
+        <w:t xml:space="preserve">SILVESTRO, D., KOSTIKOVA, A., LITSIOS, G., PEARMAN, P. B. and SALAMIN, N. 2015. Measurement errors should always be incorporated in phylogenetic comparative analysis.</w:t>
+      </w:r>
+      <w:r>
+        <w:t xml:space="preserve"> </w:t>
+      </w:r>
+      <w:r>
+        <w:rPr>
+          <w:iCs/>
+          <w:i/>
+        </w:rPr>
+        <w:t xml:space="preserve">Methods in Ecology and Evolution</w:t>
+      </w:r>
+      <w:r>
+        <w:t xml:space="preserve">,</w:t>
+      </w:r>
+      <w:r>
+        <w:t xml:space="preserve"> </w:t>
+      </w:r>
+      <w:r>
+        <w:rPr>
+          <w:bCs/>
+          <w:b/>
+        </w:rPr>
+        <w:t xml:space="preserve">6</w:t>
+      </w:r>
+      <w:r>
+        <w:t xml:space="preserve">, 340–346.</w:t>
+      </w:r>
+    </w:p>
+    <w:bookmarkEnd w:id="160"/>
+    <w:bookmarkStart w:id="161" w:name="ref-slater2012integrating"/>
+    <w:p>
+      <w:pPr>
+        <w:pStyle w:val="Bibliography"/>
+      </w:pPr>
+      <w:r>
+        <w:t xml:space="preserve">SLATER, G. J., HARMON, L. J. and ALFARO, M. E. 2012. Integrating fossils with molecular phylogenies improves inference of trait evolution.</w:t>
+      </w:r>
+      <w:r>
+        <w:t xml:space="preserve"> </w:t>
+      </w:r>
+      <w:r>
+        <w:rPr>
+          <w:iCs/>
+          <w:i/>
+        </w:rPr>
+        <w:t xml:space="preserve">Evolution</w:t>
+      </w:r>
+      <w:r>
+        <w:t xml:space="preserve">,</w:t>
+      </w:r>
+      <w:r>
+        <w:t xml:space="preserve"> </w:t>
+      </w:r>
+      <w:r>
+        <w:rPr>
+          <w:bCs/>
+          <w:b/>
+        </w:rPr>
+        <w:t xml:space="preserve">66</w:t>
+      </w:r>
+      <w:r>
+        <w:t xml:space="preserve">, 3931–3944.</w:t>
+      </w:r>
+    </w:p>
+    <w:bookmarkEnd w:id="161"/>
+    <w:bookmarkStart w:id="162" w:name="ref-smaers2016multiple"/>
+    <w:p>
+      <w:pPr>
+        <w:pStyle w:val="Bibliography"/>
+      </w:pPr>
+      <w:r>
+        <w:t xml:space="preserve">SMAERS, J. B., MONGLE, C. S. and KANDLER, A. 2016. A multiple variance brownian motion framework for estimating variable rates and inferring ancestral states.</w:t>
+      </w:r>
+      <w:r>
+        <w:t xml:space="preserve"> </w:t>
+      </w:r>
+      <w:r>
+        <w:rPr>
+          <w:iCs/>
+          <w:i/>
+        </w:rPr>
+        <w:t xml:space="preserve">Biological Journal of the Linnean Society</w:t>
+      </w:r>
+      <w:r>
+        <w:t xml:space="preserve">,</w:t>
+      </w:r>
+      <w:r>
+        <w:t xml:space="preserve"> </w:t>
+      </w:r>
+      <w:r>
+        <w:rPr>
+          <w:bCs/>
+          <w:b/>
+        </w:rPr>
+        <w:t xml:space="preserve">118</w:t>
+      </w:r>
+      <w:r>
+        <w:t xml:space="preserve">, 78–94.</w:t>
+      </w:r>
+    </w:p>
+    <w:bookmarkEnd w:id="162"/>
+    <w:bookmarkStart w:id="163" w:name="ref-smith2022evolution"/>
+    <w:p>
+      <w:pPr>
+        <w:pStyle w:val="Bibliography"/>
+      </w:pPr>
+      <w:r>
+        <w:t xml:space="preserve">SMITH, T. J. and DONOGHUE, P. C. 2022. Evolution of fungal phenotypic disparity.</w:t>
+      </w:r>
+      <w:r>
+        <w:t xml:space="preserve"> </w:t>
+      </w:r>
+      <w:r>
+        <w:rPr>
+          <w:iCs/>
+          <w:i/>
+        </w:rPr>
+        <w:t xml:space="preserve">Nature Ecology &amp; Evolution</w:t>
+      </w:r>
+      <w:r>
+        <w:t xml:space="preserve">,</w:t>
+      </w:r>
+      <w:r>
+        <w:t xml:space="preserve"> </w:t>
+      </w:r>
+      <w:r>
+        <w:rPr>
+          <w:bCs/>
+          <w:b/>
+        </w:rPr>
+        <w:t xml:space="preserve">6</w:t>
+      </w:r>
+      <w:r>
+        <w:t xml:space="preserve">, 1489–1500.</w:t>
+      </w:r>
+    </w:p>
+    <w:bookmarkEnd w:id="163"/>
+    <w:bookmarkStart w:id="164" w:name="ref-smith2023fossilization"/>
+    <w:p>
+      <w:pPr>
+        <w:pStyle w:val="Bibliography"/>
+      </w:pPr>
+      <w:r>
+        <w:t xml:space="preserve">SMITH, T. J., SANSOM, R. S., PISANI, D. and DONOGHUE, P. C. 2023. Fossilization can mislead analyses of phenotypic disparity.</w:t>
+      </w:r>
+      <w:r>
+        <w:t xml:space="preserve"> </w:t>
+      </w:r>
+      <w:r>
+        <w:rPr>
+          <w:iCs/>
+          <w:i/>
+        </w:rPr>
+        <w:t xml:space="preserve">Proceedings of the Royal Society B</w:t>
+      </w:r>
+      <w:r>
+        <w:t xml:space="preserve">,</w:t>
+      </w:r>
+      <w:r>
+        <w:t xml:space="preserve"> </w:t>
+      </w:r>
+      <w:r>
+        <w:rPr>
+          <w:bCs/>
+          <w:b/>
+        </w:rPr>
+        <w:t xml:space="preserve">290</w:t>
+      </w:r>
+      <w:r>
+        <w:t xml:space="preserve">, 20230522.</w:t>
+      </w:r>
+    </w:p>
+    <w:bookmarkEnd w:id="164"/>
+    <w:bookmarkStart w:id="165" w:name="ref-smith2021phylogenetic"/>
+    <w:p>
+      <w:pPr>
+        <w:pStyle w:val="Bibliography"/>
+      </w:pPr>
+      <w:r>
+        <w:t xml:space="preserve">SMITH, T. J., PUTTICK, M. N., O’REILLY, J. E., PISANI, D. and DONOGHUE, P. C. 2021. Phylogenetic sampling affects evolutionary patterns of morphological disparity.</w:t>
+      </w:r>
+      <w:r>
+        <w:t xml:space="preserve"> </w:t>
+      </w:r>
+      <w:r>
+        <w:rPr>
+          <w:iCs/>
+          <w:i/>
+        </w:rPr>
+        <w:t xml:space="preserve">Palaeontology</w:t>
+      </w:r>
+      <w:r>
+        <w:t xml:space="preserve">,</w:t>
+      </w:r>
+      <w:r>
+        <w:t xml:space="preserve"> </w:t>
+      </w:r>
+      <w:r>
+        <w:rPr>
+          <w:bCs/>
+          <w:b/>
+        </w:rPr>
+        <w:t xml:space="preserve">64</w:t>
+      </w:r>
+      <w:r>
+        <w:t xml:space="preserve">, 765–787.</w:t>
+      </w:r>
+    </w:p>
+    <w:bookmarkEnd w:id="165"/>
+    <w:bookmarkStart w:id="166" w:name="ref-stayton2015definition"/>
+    <w:p>
+      <w:pPr>
+        <w:pStyle w:val="Bibliography"/>
+      </w:pPr>
+      <w:r>
+        <w:t xml:space="preserve">STAYTON, C. T. 2015. The definition, recognition, and interpretation of convergent evolution, and two new measures for quantifying and assessing the significance of convergence.</w:t>
+      </w:r>
+      <w:r>
+        <w:t xml:space="preserve"> </w:t>
+      </w:r>
+      <w:r>
+        <w:rPr>
+          <w:iCs/>
+          <w:i/>
+        </w:rPr>
+        <w:t xml:space="preserve">Evolution</w:t>
+      </w:r>
+      <w:r>
+        <w:t xml:space="preserve">,</w:t>
+      </w:r>
+      <w:r>
+        <w:t xml:space="preserve"> </w:t>
+      </w:r>
+      <w:r>
+        <w:rPr>
+          <w:bCs/>
+          <w:b/>
+        </w:rPr>
+        <w:t xml:space="preserve">69</w:t>
+      </w:r>
+      <w:r>
+        <w:t xml:space="preserve">, 2140–2153.</w:t>
+      </w:r>
+    </w:p>
+    <w:bookmarkEnd w:id="166"/>
+    <w:bookmarkStart w:id="167" w:name="ref-stayton2024does"/>
+    <w:p>
+      <w:pPr>
+        <w:pStyle w:val="Bibliography"/>
+      </w:pPr>
+      <w:r>
+        <w:t xml:space="preserve">STAYTON, C. T. 2024. Does phenotypic integration promote convergent evolution?</w:t>
+      </w:r>
+      <w:r>
+        <w:t xml:space="preserve"> </w:t>
+      </w:r>
+      <w:r>
+        <w:rPr>
+          <w:iCs/>
+          <w:i/>
+        </w:rPr>
+        <w:t xml:space="preserve">Integrative and Comparative Biology</w:t>
+      </w:r>
+      <w:r>
+        <w:t xml:space="preserve">,</w:t>
+      </w:r>
+      <w:r>
+        <w:t xml:space="preserve"> </w:t>
+      </w:r>
+      <w:r>
+        <w:rPr>
+          <w:bCs/>
+          <w:b/>
+        </w:rPr>
+        <w:t xml:space="preserve">64</w:t>
+      </w:r>
+      <w:r>
+        <w:t xml:space="preserve">, 1484–1493.</w:t>
+      </w:r>
+    </w:p>
+    <w:bookmarkEnd w:id="167"/>
+    <w:bookmarkStart w:id="168" w:name="ref-stroud2016ecological"/>
+    <w:p>
+      <w:pPr>
+        <w:pStyle w:val="Bibliography"/>
+      </w:pPr>
+      <w:r>
+        <w:t xml:space="preserve">STROUD, J. T. and LOSOS, J. B. 2016. Ecological opportunity and adaptive radiation.</w:t>
+      </w:r>
+      <w:r>
+        <w:t xml:space="preserve"> </w:t>
+      </w:r>
+      <w:r>
+        <w:rPr>
+          <w:iCs/>
+          <w:i/>
+        </w:rPr>
+        <w:t xml:space="preserve">Annual Review of Ecology, Evolution, and Systematics</w:t>
+      </w:r>
+      <w:r>
+        <w:t xml:space="preserve">,</w:t>
+      </w:r>
+      <w:r>
+        <w:t xml:space="preserve"> </w:t>
+      </w:r>
+      <w:r>
+        <w:rPr>
+          <w:bCs/>
+          <w:b/>
+        </w:rPr>
+        <w:t xml:space="preserve">47</w:t>
+      </w:r>
+      <w:r>
+        <w:t xml:space="preserve">, 507–532.</w:t>
+      </w:r>
+    </w:p>
+    <w:bookmarkEnd w:id="168"/>
+    <w:bookmarkStart w:id="169" w:name="ref-vanderpoorten2006mapping"/>
+    <w:p>
+      <w:pPr>
+        <w:pStyle w:val="Bibliography"/>
+      </w:pPr>
+      <w:r>
+        <w:t xml:space="preserve">VANDERPOORTEN, A. and GOFFINET, B. 2006. Mapping uncertainty and phylogenetic uncertainty in ancestral character state reconstruction: An example in the moss genus brachytheciastrum.</w:t>
+      </w:r>
+      <w:r>
+        <w:t xml:space="preserve"> </w:t>
+      </w:r>
+      <w:r>
+        <w:rPr>
+          <w:iCs/>
+          <w:i/>
+        </w:rPr>
+        <w:t xml:space="preserve">Systematic Biology</w:t>
+      </w:r>
+      <w:r>
+        <w:t xml:space="preserve">,</w:t>
+      </w:r>
+      <w:r>
+        <w:t xml:space="preserve"> </w:t>
+      </w:r>
+      <w:r>
+        <w:rPr>
+          <w:bCs/>
+          <w:b/>
+        </w:rPr>
+        <w:t xml:space="preserve">55</w:t>
+      </w:r>
+      <w:r>
+        <w:t xml:space="preserve">, 957–971.</w:t>
+      </w:r>
+    </w:p>
+    <w:bookmarkEnd w:id="169"/>
+    <w:bookmarkStart w:id="170" w:name="ref-webster2002testing"/>
+    <w:p>
+      <w:pPr>
+        <w:pStyle w:val="Bibliography"/>
+      </w:pPr>
+      <w:r>
+        <w:t xml:space="preserve">WEBSTER, A. J. and PURVIS, A. 2002. Testing the accuracy of methods for reconstructing ancestral states of continuous characters.</w:t>
+      </w:r>
+      <w:r>
+        <w:t xml:space="preserve"> </w:t>
+      </w:r>
+      <w:r>
+        <w:rPr>
+          <w:iCs/>
+          <w:i/>
+        </w:rPr>
+        <w:t xml:space="preserve">Proceedings of the Royal Society of London. Series B: Biological Sciences</w:t>
+      </w:r>
+      <w:r>
+        <w:t xml:space="preserve">,</w:t>
+      </w:r>
+      <w:r>
+        <w:t xml:space="preserve"> </w:t>
+      </w:r>
+      <w:r>
+        <w:rPr>
+          <w:bCs/>
+          <w:b/>
+        </w:rPr>
+        <w:t xml:space="preserve">269</w:t>
+      </w:r>
+      <w:r>
+        <w:t xml:space="preserve">, 143–149.</w:t>
+      </w:r>
+    </w:p>
+    <w:bookmarkEnd w:id="170"/>
+    <w:bookmarkStart w:id="171" w:name="ref-wills2001morphological"/>
+    <w:p>
+      <w:pPr>
+        <w:pStyle w:val="Bibliography"/>
+      </w:pPr>
+      <w:r>
+        <w:t xml:space="preserve">WILLS, M. A. 2001. Morphological disparity: A primer. 55–144.</w:t>
+      </w:r>
+    </w:p>
+    <w:bookmarkEnd w:id="171"/>
+    <w:bookmarkStart w:id="172" w:name="ref-wisniewski2022extant"/>
+    <w:p>
+      <w:pPr>
+        <w:pStyle w:val="Bibliography"/>
+      </w:pPr>
+      <w:r>
+        <w:t xml:space="preserve">WISNIEWSKI, A. L., LLOYD, G. T. and SLATER, G. J. 2022. Extant species fail to estimate ancestral geographical ranges at older nodes in primate phylogeny.</w:t>
+      </w:r>
+      <w:r>
+        <w:t xml:space="preserve"> </w:t>
+      </w:r>
+      <w:r>
+        <w:rPr>
+          <w:iCs/>
+          <w:i/>
+        </w:rPr>
+        <w:t xml:space="preserve">Proceedings of the Royal Society B</w:t>
+      </w:r>
+      <w:r>
+        <w:t xml:space="preserve">,</w:t>
+      </w:r>
+      <w:r>
+        <w:t xml:space="preserve"> </w:t>
+      </w:r>
+      <w:r>
+        <w:rPr>
+          <w:bCs/>
+          <w:b/>
+        </w:rPr>
+        <w:t xml:space="preserve">289</w:t>
+      </w:r>
+      <w:r>
+        <w:t xml:space="preserve">, 20212535.</w:t>
+      </w:r>
+    </w:p>
+    <w:bookmarkEnd w:id="172"/>
+    <w:bookmarkStart w:id="173" w:name="ref-yang2006computational"/>
+    <w:p>
+      <w:pPr>
+        <w:pStyle w:val="Bibliography"/>
+      </w:pPr>
+      <w:r>
+        <w:t xml:space="preserve">YANG, Z. 2006.</w:t>
+      </w:r>
+      <w:r>
+        <w:t xml:space="preserve"> </w:t>
+      </w:r>
+      <w:r>
+        <w:rPr>
+          <w:iCs/>
+          <w:i/>
+        </w:rPr>
+        <w:t xml:space="preserve">Computational molecular evolution</w:t>
+      </w:r>
+      <w:r>
+        <w:t xml:space="preserve">. OUP Oxford.</w:t>
+      </w:r>
+    </w:p>
+    <w:bookmarkEnd w:id="173"/>
+    <w:bookmarkEnd w:id="174"/>
+    <w:bookmarkEnd w:id="175"/>
     <w:sectPr/>
   </w:body>
 </w:document>
